--- a/docs/hmt-tsf.docx
+++ b/docs/hmt-tsf.docx
@@ -33,13 +33,7 @@
               <w:jc w:val="center"/>
             </w:pPr>
             <w:r>
-              <w:t xml:space="preserve">Lookback Window (Days): </w:t>
-            </w:r>
-            <w:r>
-              <w:t>7</w:t>
-            </w:r>
-            <w:r>
-              <w:t xml:space="preserve">; Forecast Horizon (Days): 7; </w:t>
+              <w:t xml:space="preserve">Lookback Window (Days): 7; Forecast Horizon (Days): 7; </w:t>
             </w:r>
             <w:r>
               <w:rPr>
@@ -483,91 +477,55 @@
           <w:tcPr>
             <w:tcW w:w="1283" w:type="dxa"/>
           </w:tcPr>
-          <w:p>
-            <w:r>
-              <w:t>76.83</w:t>
-            </w:r>
-          </w:p>
+          <w:p/>
         </w:tc>
         <w:tc>
           <w:tcPr>
             <w:tcW w:w="1183" w:type="dxa"/>
           </w:tcPr>
-          <w:p>
-            <w:r>
-              <w:t>6.84</w:t>
-            </w:r>
-          </w:p>
+          <w:p/>
         </w:tc>
         <w:tc>
           <w:tcPr>
             <w:tcW w:w="1207" w:type="dxa"/>
           </w:tcPr>
-          <w:p>
-            <w:r>
-              <w:t>6.22</w:t>
-            </w:r>
-          </w:p>
+          <w:p/>
         </w:tc>
         <w:tc>
           <w:tcPr>
             <w:tcW w:w="1240" w:type="dxa"/>
           </w:tcPr>
-          <w:p>
-            <w:r>
-              <w:t>10.11</w:t>
-            </w:r>
-          </w:p>
+          <w:p/>
         </w:tc>
         <w:tc>
           <w:tcPr>
             <w:tcW w:w="1390" w:type="dxa"/>
           </w:tcPr>
-          <w:p>
-            <w:r>
-              <w:t>78,077</w:t>
-            </w:r>
-          </w:p>
+          <w:p/>
         </w:tc>
         <w:tc>
           <w:tcPr>
             <w:tcW w:w="1390" w:type="dxa"/>
           </w:tcPr>
-          <w:p>
-            <w:r>
-              <w:t>126,952</w:t>
-            </w:r>
-          </w:p>
+          <w:p/>
         </w:tc>
         <w:tc>
           <w:tcPr>
             <w:tcW w:w="1154" w:type="dxa"/>
           </w:tcPr>
-          <w:p>
-            <w:r>
-              <w:t>0.6952</w:t>
-            </w:r>
-          </w:p>
+          <w:p/>
         </w:tc>
         <w:tc>
           <w:tcPr>
             <w:tcW w:w="1545" w:type="dxa"/>
           </w:tcPr>
-          <w:p>
-            <w:r>
-              <w:t>+42.03</w:t>
-            </w:r>
-          </w:p>
+          <w:p/>
         </w:tc>
         <w:tc>
           <w:tcPr>
             <w:tcW w:w="2060" w:type="dxa"/>
           </w:tcPr>
-          <w:p>
-            <w:r>
-              <w:t>+14.06</w:t>
-            </w:r>
-          </w:p>
+          <w:p/>
         </w:tc>
       </w:tr>
     </w:tbl>
@@ -1057,91 +1015,55 @@
           <w:tcPr>
             <w:tcW w:w="1283" w:type="dxa"/>
           </w:tcPr>
-          <w:p>
-            <w:r>
-              <w:t>79.38</w:t>
-            </w:r>
-          </w:p>
+          <w:p/>
         </w:tc>
         <w:tc>
           <w:tcPr>
             <w:tcW w:w="1183" w:type="dxa"/>
           </w:tcPr>
-          <w:p>
-            <w:r>
-              <w:t>6.09</w:t>
-            </w:r>
-          </w:p>
+          <w:p/>
         </w:tc>
         <w:tc>
           <w:tcPr>
             <w:tcW w:w="1207" w:type="dxa"/>
           </w:tcPr>
-          <w:p>
-            <w:r>
-              <w:t>5.44</w:t>
-            </w:r>
-          </w:p>
+          <w:p/>
         </w:tc>
         <w:tc>
           <w:tcPr>
             <w:tcW w:w="1240" w:type="dxa"/>
           </w:tcPr>
-          <w:p>
-            <w:r>
-              <w:t>9.09</w:t>
-            </w:r>
-          </w:p>
+          <w:p/>
         </w:tc>
         <w:tc>
           <w:tcPr>
             <w:tcW w:w="1390" w:type="dxa"/>
           </w:tcPr>
-          <w:p>
-            <w:r>
-              <w:t>68,357</w:t>
-            </w:r>
-          </w:p>
+          <w:p/>
         </w:tc>
         <w:tc>
           <w:tcPr>
             <w:tcW w:w="1390" w:type="dxa"/>
           </w:tcPr>
-          <w:p>
-            <w:r>
-              <w:t>114,289</w:t>
-            </w:r>
-          </w:p>
+          <w:p/>
         </w:tc>
         <w:tc>
           <w:tcPr>
             <w:tcW w:w="1154" w:type="dxa"/>
           </w:tcPr>
-          <w:p>
-            <w:r>
-              <w:t>0.7538</w:t>
-            </w:r>
-          </w:p>
+          <w:p/>
         </w:tc>
         <w:tc>
           <w:tcPr>
             <w:tcW w:w="1545" w:type="dxa"/>
           </w:tcPr>
-          <w:p>
-            <w:r>
-              <w:t>+44.55</w:t>
-            </w:r>
-          </w:p>
+          <w:p/>
         </w:tc>
         <w:tc>
           <w:tcPr>
             <w:tcW w:w="2060" w:type="dxa"/>
           </w:tcPr>
-          <w:p>
-            <w:r>
-              <w:t>+14.81</w:t>
-            </w:r>
-          </w:p>
+          <w:p/>
         </w:tc>
       </w:tr>
     </w:tbl>
@@ -1177,13 +1099,7 @@
               <w:jc w:val="center"/>
             </w:pPr>
             <w:r>
-              <w:t xml:space="preserve">Lookback Window (Days): </w:t>
-            </w:r>
-            <w:r>
-              <w:t>28</w:t>
-            </w:r>
-            <w:r>
-              <w:t xml:space="preserve">; Forecast Horizon (Days): 7; </w:t>
+              <w:t xml:space="preserve">Lookback Window (Days): 28; Forecast Horizon (Days): 7; </w:t>
             </w:r>
             <w:r>
               <w:rPr>
@@ -1637,91 +1553,55 @@
           <w:tcPr>
             <w:tcW w:w="1283" w:type="dxa"/>
           </w:tcPr>
-          <w:p>
-            <w:r>
-              <w:t>78.49</w:t>
-            </w:r>
-          </w:p>
+          <w:p/>
         </w:tc>
         <w:tc>
           <w:tcPr>
             <w:tcW w:w="1183" w:type="dxa"/>
           </w:tcPr>
-          <w:p>
-            <w:r>
-              <w:t>6.53</w:t>
-            </w:r>
-          </w:p>
+          <w:p/>
         </w:tc>
         <w:tc>
           <w:tcPr>
             <w:tcW w:w="1207" w:type="dxa"/>
           </w:tcPr>
-          <w:p>
-            <w:r>
-              <w:t>5.90</w:t>
-            </w:r>
-          </w:p>
+          <w:p/>
         </w:tc>
         <w:tc>
           <w:tcPr>
             <w:tcW w:w="1240" w:type="dxa"/>
           </w:tcPr>
-          <w:p>
-            <w:r>
-              <w:t>9.08</w:t>
-            </w:r>
-          </w:p>
+          <w:p/>
         </w:tc>
         <w:tc>
           <w:tcPr>
             <w:tcW w:w="1390" w:type="dxa"/>
           </w:tcPr>
-          <w:p>
-            <w:r>
-              <w:t>74,179</w:t>
-            </w:r>
-          </w:p>
+          <w:p/>
         </w:tc>
         <w:tc>
           <w:tcPr>
             <w:tcW w:w="1390" w:type="dxa"/>
           </w:tcPr>
-          <w:p>
-            <w:r>
-              <w:t>114,204</w:t>
-            </w:r>
-          </w:p>
+          <w:p/>
         </w:tc>
         <w:tc>
           <w:tcPr>
             <w:tcW w:w="1154" w:type="dxa"/>
           </w:tcPr>
-          <w:p>
-            <w:r>
-              <w:t>0.7544</w:t>
-            </w:r>
-          </w:p>
+          <w:p/>
         </w:tc>
         <w:tc>
           <w:tcPr>
             <w:tcW w:w="1545" w:type="dxa"/>
           </w:tcPr>
-          <w:p>
-            <w:r>
-              <w:t>+43.85</w:t>
-            </w:r>
-          </w:p>
+          <w:p/>
         </w:tc>
         <w:tc>
           <w:tcPr>
             <w:tcW w:w="2060" w:type="dxa"/>
           </w:tcPr>
-          <w:p>
-            <w:r>
-              <w:t>+14.44</w:t>
-            </w:r>
-          </w:p>
+          <w:p/>
         </w:tc>
       </w:tr>
     </w:tbl>
@@ -1759,13 +1639,7 @@
             </w:pPr>
             <w:r>
               <w:lastRenderedPageBreak/>
-              <w:t xml:space="preserve">Lookback Window (Days): </w:t>
-            </w:r>
-            <w:r>
-              <w:t>56</w:t>
-            </w:r>
-            <w:r>
-              <w:t xml:space="preserve">; Forecast Horizon (Days): 7; </w:t>
+              <w:t xml:space="preserve">Lookback Window (Days): 56; Forecast Horizon (Days): 7; </w:t>
             </w:r>
             <w:r>
               <w:rPr>
@@ -2219,91 +2093,55 @@
           <w:tcPr>
             <w:tcW w:w="1283" w:type="dxa"/>
           </w:tcPr>
-          <w:p>
-            <w:r>
-              <w:t>79.41</w:t>
-            </w:r>
-          </w:p>
+          <w:p/>
         </w:tc>
         <w:tc>
           <w:tcPr>
             <w:tcW w:w="1183" w:type="dxa"/>
           </w:tcPr>
-          <w:p>
-            <w:r>
-              <w:t>6.28</w:t>
-            </w:r>
-          </w:p>
+          <w:p/>
         </w:tc>
         <w:tc>
           <w:tcPr>
             <w:tcW w:w="1207" w:type="dxa"/>
           </w:tcPr>
-          <w:p>
-            <w:r>
-              <w:t>5.59</w:t>
-            </w:r>
-          </w:p>
+          <w:p/>
         </w:tc>
         <w:tc>
           <w:tcPr>
             <w:tcW w:w="1240" w:type="dxa"/>
           </w:tcPr>
-          <w:p>
-            <w:r>
-              <w:t>8.71</w:t>
-            </w:r>
-          </w:p>
+          <w:p/>
         </w:tc>
         <w:tc>
           <w:tcPr>
             <w:tcW w:w="1390" w:type="dxa"/>
           </w:tcPr>
-          <w:p>
-            <w:r>
-              <w:t>70,218</w:t>
-            </w:r>
-          </w:p>
+          <w:p/>
         </w:tc>
         <w:tc>
           <w:tcPr>
             <w:tcW w:w="1390" w:type="dxa"/>
           </w:tcPr>
-          <w:p>
-            <w:r>
-              <w:t>109,378</w:t>
-            </w:r>
-          </w:p>
+          <w:p/>
         </w:tc>
         <w:tc>
           <w:tcPr>
             <w:tcW w:w="1154" w:type="dxa"/>
           </w:tcPr>
-          <w:p>
-            <w:r>
-              <w:t>0.7717</w:t>
-            </w:r>
-          </w:p>
+          <w:p/>
         </w:tc>
         <w:tc>
           <w:tcPr>
             <w:tcW w:w="1545" w:type="dxa"/>
           </w:tcPr>
-          <w:p>
-            <w:r>
-              <w:t>+44.42</w:t>
-            </w:r>
-          </w:p>
+          <w:p/>
         </w:tc>
         <w:tc>
           <w:tcPr>
             <w:tcW w:w="2060" w:type="dxa"/>
           </w:tcPr>
-          <w:p>
-            <w:r>
-              <w:t>+14.59</w:t>
-            </w:r>
-          </w:p>
+          <w:p/>
         </w:tc>
       </w:tr>
     </w:tbl>
@@ -2339,13 +2177,7 @@
               <w:jc w:val="center"/>
             </w:pPr>
             <w:r>
-              <w:t xml:space="preserve">Lookback Window (Days): </w:t>
-            </w:r>
-            <w:r>
-              <w:t>8</w:t>
-            </w:r>
-            <w:r>
-              <w:t xml:space="preserve">4; Forecast Horizon (Days): 7; </w:t>
+              <w:t xml:space="preserve">Lookback Window (Days): 84; Forecast Horizon (Days): 7; </w:t>
             </w:r>
             <w:r>
               <w:rPr>
@@ -2799,91 +2631,55 @@
           <w:tcPr>
             <w:tcW w:w="1283" w:type="dxa"/>
           </w:tcPr>
-          <w:p>
-            <w:r>
-              <w:t>75.62</w:t>
-            </w:r>
-          </w:p>
+          <w:p/>
         </w:tc>
         <w:tc>
           <w:tcPr>
             <w:tcW w:w="1183" w:type="dxa"/>
           </w:tcPr>
-          <w:p>
-            <w:r>
-              <w:t>7.48</w:t>
-            </w:r>
-          </w:p>
+          <w:p/>
         </w:tc>
         <w:tc>
           <w:tcPr>
             <w:tcW w:w="1207" w:type="dxa"/>
           </w:tcPr>
-          <w:p>
-            <w:r>
-              <w:t>6.68</w:t>
-            </w:r>
-          </w:p>
+          <w:p/>
         </w:tc>
         <w:tc>
           <w:tcPr>
             <w:tcW w:w="1240" w:type="dxa"/>
           </w:tcPr>
-          <w:p>
-            <w:r>
-              <w:t>10.22</w:t>
-            </w:r>
-          </w:p>
+          <w:p/>
         </w:tc>
         <w:tc>
           <w:tcPr>
             <w:tcW w:w="1390" w:type="dxa"/>
           </w:tcPr>
-          <w:p>
-            <w:r>
-              <w:t>83,253</w:t>
-            </w:r>
-          </w:p>
+          <w:p/>
         </w:tc>
         <w:tc>
           <w:tcPr>
             <w:tcW w:w="1390" w:type="dxa"/>
           </w:tcPr>
-          <w:p>
-            <w:r>
-              <w:t>127,313</w:t>
-            </w:r>
-          </w:p>
+          <w:p/>
         </w:tc>
         <w:tc>
           <w:tcPr>
             <w:tcW w:w="1154" w:type="dxa"/>
           </w:tcPr>
-          <w:p>
-            <w:r>
-              <w:t>0.6891</w:t>
-            </w:r>
-          </w:p>
+          <w:p/>
         </w:tc>
         <w:tc>
           <w:tcPr>
             <w:tcW w:w="1545" w:type="dxa"/>
           </w:tcPr>
-          <w:p>
-            <w:r>
-              <w:t>+41.40</w:t>
-            </w:r>
-          </w:p>
+          <w:p/>
         </w:tc>
         <w:tc>
           <w:tcPr>
             <w:tcW w:w="2060" w:type="dxa"/>
           </w:tcPr>
-          <w:p>
-            <w:r>
-              <w:t>+13.67</w:t>
-            </w:r>
-          </w:p>
+          <w:p/>
         </w:tc>
       </w:tr>
     </w:tbl>
@@ -2919,13 +2715,7 @@
               <w:jc w:val="center"/>
             </w:pPr>
             <w:r>
-              <w:t xml:space="preserve">Lookback Window (Days): </w:t>
-            </w:r>
-            <w:r>
-              <w:t>7</w:t>
-            </w:r>
-            <w:r>
-              <w:t xml:space="preserve">; Forecast Horizon (Days): 7; </w:t>
+              <w:t xml:space="preserve">Lookback Window (Days): 7; Forecast Horizon (Days): 7; </w:t>
             </w:r>
             <w:r>
               <w:rPr>
@@ -3366,91 +3156,55 @@
           <w:tcPr>
             <w:tcW w:w="1283" w:type="dxa"/>
           </w:tcPr>
-          <w:p>
-            <w:r>
-              <w:t>76.77</w:t>
-            </w:r>
-          </w:p>
+          <w:p/>
         </w:tc>
         <w:tc>
           <w:tcPr>
             <w:tcW w:w="1183" w:type="dxa"/>
           </w:tcPr>
-          <w:p>
-            <w:r>
-              <w:t>7.07</w:t>
-            </w:r>
-          </w:p>
+          <w:p/>
         </w:tc>
         <w:tc>
           <w:tcPr>
             <w:tcW w:w="1207" w:type="dxa"/>
           </w:tcPr>
-          <w:p>
-            <w:r>
-              <w:t>6.38</w:t>
-            </w:r>
-          </w:p>
+          <w:p/>
         </w:tc>
         <w:tc>
           <w:tcPr>
             <w:tcW w:w="1240" w:type="dxa"/>
           </w:tcPr>
-          <w:p>
-            <w:r>
-              <w:t>9.78</w:t>
-            </w:r>
-          </w:p>
+          <w:p/>
         </w:tc>
         <w:tc>
           <w:tcPr>
             <w:tcW w:w="1390" w:type="dxa"/>
           </w:tcPr>
-          <w:p>
-            <w:r>
-              <w:t>79,577</w:t>
-            </w:r>
-          </w:p>
+          <w:p/>
         </w:tc>
         <w:tc>
           <w:tcPr>
             <w:tcW w:w="1390" w:type="dxa"/>
           </w:tcPr>
-          <w:p>
-            <w:r>
-              <w:t>122,002</w:t>
-            </w:r>
-          </w:p>
+          <w:p/>
         </w:tc>
         <w:tc>
           <w:tcPr>
             <w:tcW w:w="1154" w:type="dxa"/>
           </w:tcPr>
-          <w:p>
-            <w:r>
-              <w:t>0.7233</w:t>
-            </w:r>
-          </w:p>
+          <w:p/>
         </w:tc>
         <w:tc>
           <w:tcPr>
             <w:tcW w:w="1545" w:type="dxa"/>
           </w:tcPr>
-          <w:p>
-            <w:r>
-              <w:t>+42.62</w:t>
-            </w:r>
-          </w:p>
+          <w:p/>
         </w:tc>
         <w:tc>
           <w:tcPr>
             <w:tcW w:w="2060" w:type="dxa"/>
           </w:tcPr>
-          <w:p>
-            <w:r>
-              <w:t>+14.05</w:t>
-            </w:r>
-          </w:p>
+          <w:p/>
         </w:tc>
       </w:tr>
     </w:tbl>
@@ -3488,13 +3242,7 @@
             </w:pPr>
             <w:r>
               <w:lastRenderedPageBreak/>
-              <w:t xml:space="preserve">Lookback Window (Days): </w:t>
-            </w:r>
-            <w:r>
-              <w:t>14</w:t>
-            </w:r>
-            <w:r>
-              <w:t xml:space="preserve">; Forecast Horizon (Days): 7; </w:t>
+              <w:t xml:space="preserve">Lookback Window (Days): 14; Forecast Horizon (Days): 7; </w:t>
             </w:r>
             <w:r>
               <w:rPr>
@@ -3935,91 +3683,55 @@
           <w:tcPr>
             <w:tcW w:w="1283" w:type="dxa"/>
           </w:tcPr>
-          <w:p>
-            <w:r>
-              <w:t>76.10</w:t>
-            </w:r>
-          </w:p>
+          <w:p/>
         </w:tc>
         <w:tc>
           <w:tcPr>
             <w:tcW w:w="1183" w:type="dxa"/>
           </w:tcPr>
-          <w:p>
-            <w:r>
-              <w:t>7.37</w:t>
-            </w:r>
-          </w:p>
+          <w:p/>
         </w:tc>
         <w:tc>
           <w:tcPr>
             <w:tcW w:w="1207" w:type="dxa"/>
           </w:tcPr>
-          <w:p>
-            <w:r>
-              <w:t>6.62</w:t>
-            </w:r>
-          </w:p>
+          <w:p/>
         </w:tc>
         <w:tc>
           <w:tcPr>
             <w:tcW w:w="1240" w:type="dxa"/>
           </w:tcPr>
-          <w:p>
-            <w:r>
-              <w:t>9.91</w:t>
-            </w:r>
-          </w:p>
+          <w:p/>
         </w:tc>
         <w:tc>
           <w:tcPr>
             <w:tcW w:w="1390" w:type="dxa"/>
           </w:tcPr>
-          <w:p>
-            <w:r>
-              <w:t>81,697</w:t>
-            </w:r>
-          </w:p>
+          <w:p/>
         </w:tc>
         <w:tc>
           <w:tcPr>
             <w:tcW w:w="1390" w:type="dxa"/>
           </w:tcPr>
-          <w:p>
-            <w:r>
-              <w:t>122,162</w:t>
-            </w:r>
-          </w:p>
+          <w:p/>
         </w:tc>
         <w:tc>
           <w:tcPr>
             <w:tcW w:w="1154" w:type="dxa"/>
           </w:tcPr>
-          <w:p>
-            <w:r>
-              <w:t>0.7304</w:t>
-            </w:r>
-          </w:p>
+          <w:p/>
         </w:tc>
         <w:tc>
           <w:tcPr>
             <w:tcW w:w="1545" w:type="dxa"/>
           </w:tcPr>
-          <w:p>
-            <w:r>
-              <w:t>+50.49</w:t>
-            </w:r>
-          </w:p>
+          <w:p/>
         </w:tc>
         <w:tc>
           <w:tcPr>
             <w:tcW w:w="2060" w:type="dxa"/>
           </w:tcPr>
-          <w:p>
-            <w:r>
-              <w:t>+17.28</w:t>
-            </w:r>
-          </w:p>
+          <w:p/>
         </w:tc>
       </w:tr>
     </w:tbl>
@@ -4055,13 +3767,7 @@
               <w:jc w:val="center"/>
             </w:pPr>
             <w:r>
-              <w:t xml:space="preserve">Lookback Window (Days): </w:t>
-            </w:r>
-            <w:r>
-              <w:t>28</w:t>
-            </w:r>
-            <w:r>
-              <w:t xml:space="preserve">; Forecast Horizon (Days): 7; </w:t>
+              <w:t xml:space="preserve">Lookback Window (Days): 28; Forecast Horizon (Days): 7; </w:t>
             </w:r>
             <w:r>
               <w:rPr>
@@ -4586,13 +4292,7 @@
               <w:jc w:val="center"/>
             </w:pPr>
             <w:r>
-              <w:t xml:space="preserve">Lookback Window (Days): </w:t>
-            </w:r>
-            <w:r>
-              <w:t>56</w:t>
-            </w:r>
-            <w:r>
-              <w:t xml:space="preserve">; Forecast Horizon (Days): 7; </w:t>
+              <w:t xml:space="preserve">Lookback Window (Days): 56; Forecast Horizon (Days): 7; </w:t>
             </w:r>
             <w:r>
               <w:rPr>
@@ -5119,13 +4819,7 @@
             </w:pPr>
             <w:r>
               <w:lastRenderedPageBreak/>
-              <w:t xml:space="preserve">Lookback Window (Days): </w:t>
-            </w:r>
-            <w:r>
-              <w:t>84</w:t>
-            </w:r>
-            <w:r>
-              <w:t xml:space="preserve">; Forecast Horizon (Days): 7; </w:t>
+              <w:t xml:space="preserve">Lookback Window (Days): 84; Forecast Horizon (Days): 7; </w:t>
             </w:r>
             <w:r>
               <w:rPr>
@@ -6235,7 +5929,6 @@
   <w:style w:type="character" w:default="1" w:styleId="DefaultParagraphFont">
     <w:name w:val="Default Paragraph Font"/>
     <w:uiPriority w:val="1"/>
-    <w:semiHidden/>
     <w:unhideWhenUsed/>
   </w:style>
   <w:style w:type="table" w:default="1" w:styleId="TableNormal">

--- a/docs/hmt-tsf.docx
+++ b/docs/hmt-tsf.docx
@@ -477,55 +477,91 @@
           <w:tcPr>
             <w:tcW w:w="1283" w:type="dxa"/>
           </w:tcPr>
-          <w:p/>
+          <w:p>
+            <w:r>
+              <w:t>77.28</w:t>
+            </w:r>
+          </w:p>
         </w:tc>
         <w:tc>
           <w:tcPr>
             <w:tcW w:w="1183" w:type="dxa"/>
           </w:tcPr>
-          <w:p/>
+          <w:p>
+            <w:r>
+              <w:t>6.82</w:t>
+            </w:r>
+          </w:p>
         </w:tc>
         <w:tc>
           <w:tcPr>
             <w:tcW w:w="1207" w:type="dxa"/>
           </w:tcPr>
-          <w:p/>
+          <w:p>
+            <w:r>
+              <w:t>6.16</w:t>
+            </w:r>
+          </w:p>
         </w:tc>
         <w:tc>
           <w:tcPr>
             <w:tcW w:w="1240" w:type="dxa"/>
           </w:tcPr>
-          <w:p/>
+          <w:p>
+            <w:r>
+              <w:t>9.74</w:t>
+            </w:r>
+          </w:p>
         </w:tc>
         <w:tc>
           <w:tcPr>
             <w:tcW w:w="1390" w:type="dxa"/>
           </w:tcPr>
-          <w:p/>
+          <w:p>
+            <w:r>
+              <w:t>77,346</w:t>
+            </w:r>
+          </w:p>
         </w:tc>
         <w:tc>
           <w:tcPr>
             <w:tcW w:w="1390" w:type="dxa"/>
           </w:tcPr>
-          <w:p/>
+          <w:p>
+            <w:r>
+              <w:t>122,290</w:t>
+            </w:r>
+          </w:p>
         </w:tc>
         <w:tc>
           <w:tcPr>
             <w:tcW w:w="1154" w:type="dxa"/>
           </w:tcPr>
-          <w:p/>
+          <w:p>
+            <w:r>
+              <w:t>0.7171</w:t>
+            </w:r>
+          </w:p>
         </w:tc>
         <w:tc>
           <w:tcPr>
             <w:tcW w:w="1545" w:type="dxa"/>
           </w:tcPr>
-          <w:p/>
+          <w:p>
+            <w:r>
+              <w:t>+42.49</w:t>
+            </w:r>
+          </w:p>
         </w:tc>
         <w:tc>
           <w:tcPr>
             <w:tcW w:w="2060" w:type="dxa"/>
           </w:tcPr>
-          <w:p/>
+          <w:p>
+            <w:r>
+              <w:t>+14.09</w:t>
+            </w:r>
+          </w:p>
         </w:tc>
       </w:tr>
     </w:tbl>
@@ -1015,55 +1051,91 @@
           <w:tcPr>
             <w:tcW w:w="1283" w:type="dxa"/>
           </w:tcPr>
-          <w:p/>
+          <w:p>
+            <w:r>
+              <w:t>80.04</w:t>
+            </w:r>
+          </w:p>
         </w:tc>
         <w:tc>
           <w:tcPr>
             <w:tcW w:w="1183" w:type="dxa"/>
           </w:tcPr>
-          <w:p/>
+          <w:p>
+            <w:r>
+              <w:t>6.00</w:t>
+            </w:r>
+          </w:p>
         </w:tc>
         <w:tc>
           <w:tcPr>
             <w:tcW w:w="1207" w:type="dxa"/>
           </w:tcPr>
-          <w:p/>
+          <w:p>
+            <w:r>
+              <w:t>5.42</w:t>
+            </w:r>
+          </w:p>
         </w:tc>
         <w:tc>
           <w:tcPr>
             <w:tcW w:w="1240" w:type="dxa"/>
           </w:tcPr>
-          <w:p/>
+          <w:p>
+            <w:r>
+              <w:t>8.54</w:t>
+            </w:r>
+          </w:p>
         </w:tc>
         <w:tc>
           <w:tcPr>
             <w:tcW w:w="1390" w:type="dxa"/>
           </w:tcPr>
-          <w:p/>
+          <w:p>
+            <w:r>
+              <w:t>68,120</w:t>
+            </w:r>
+          </w:p>
         </w:tc>
         <w:tc>
           <w:tcPr>
             <w:tcW w:w="1390" w:type="dxa"/>
           </w:tcPr>
-          <w:p/>
+          <w:p>
+            <w:r>
+              <w:t>107,319</w:t>
+            </w:r>
+          </w:p>
         </w:tc>
         <w:tc>
           <w:tcPr>
             <w:tcW w:w="1154" w:type="dxa"/>
           </w:tcPr>
-          <w:p/>
+          <w:p>
+            <w:r>
+              <w:t>0.7829</w:t>
+            </w:r>
+          </w:p>
         </w:tc>
         <w:tc>
           <w:tcPr>
             <w:tcW w:w="1545" w:type="dxa"/>
           </w:tcPr>
-          <w:p/>
+          <w:p>
+            <w:r>
+              <w:t>+45.21</w:t>
+            </w:r>
+          </w:p>
         </w:tc>
         <w:tc>
           <w:tcPr>
             <w:tcW w:w="2060" w:type="dxa"/>
           </w:tcPr>
-          <w:p/>
+          <w:p>
+            <w:r>
+              <w:t>+14.90</w:t>
+            </w:r>
+          </w:p>
         </w:tc>
       </w:tr>
     </w:tbl>
@@ -1553,55 +1625,91 @@
           <w:tcPr>
             <w:tcW w:w="1283" w:type="dxa"/>
           </w:tcPr>
-          <w:p/>
+          <w:p>
+            <w:r>
+              <w:t>79.07</w:t>
+            </w:r>
+          </w:p>
         </w:tc>
         <w:tc>
           <w:tcPr>
             <w:tcW w:w="1183" w:type="dxa"/>
           </w:tcPr>
-          <w:p/>
+          <w:p>
+            <w:r>
+              <w:t>6.21</w:t>
+            </w:r>
+          </w:p>
         </w:tc>
         <w:tc>
           <w:tcPr>
             <w:tcW w:w="1207" w:type="dxa"/>
           </w:tcPr>
-          <w:p/>
+          <w:p>
+            <w:r>
+              <w:t>5.67</w:t>
+            </w:r>
+          </w:p>
         </w:tc>
         <w:tc>
           <w:tcPr>
             <w:tcW w:w="1240" w:type="dxa"/>
           </w:tcPr>
-          <w:p/>
+          <w:p>
+            <w:r>
+              <w:t>9.05</w:t>
+            </w:r>
+          </w:p>
         </w:tc>
         <w:tc>
           <w:tcPr>
             <w:tcW w:w="1390" w:type="dxa"/>
           </w:tcPr>
-          <w:p/>
+          <w:p>
+            <w:r>
+              <w:t>71,313</w:t>
+            </w:r>
+          </w:p>
         </w:tc>
         <w:tc>
           <w:tcPr>
             <w:tcW w:w="1390" w:type="dxa"/>
           </w:tcPr>
-          <w:p/>
+          <w:p>
+            <w:r>
+              <w:t>113,815</w:t>
+            </w:r>
+          </w:p>
         </w:tc>
         <w:tc>
           <w:tcPr>
             <w:tcW w:w="1154" w:type="dxa"/>
           </w:tcPr>
-          <w:p/>
+          <w:p>
+            <w:r>
+              <w:t>0.7561</w:t>
+            </w:r>
+          </w:p>
         </w:tc>
         <w:tc>
           <w:tcPr>
             <w:tcW w:w="1545" w:type="dxa"/>
           </w:tcPr>
-          <w:p/>
+          <w:p>
+            <w:r>
+              <w:t>+44.43</w:t>
+            </w:r>
+          </w:p>
         </w:tc>
         <w:tc>
           <w:tcPr>
             <w:tcW w:w="2060" w:type="dxa"/>
           </w:tcPr>
-          <w:p/>
+          <w:p>
+            <w:r>
+              <w:t>+14.76</w:t>
+            </w:r>
+          </w:p>
         </w:tc>
       </w:tr>
     </w:tbl>
@@ -2093,55 +2201,91 @@
           <w:tcPr>
             <w:tcW w:w="1283" w:type="dxa"/>
           </w:tcPr>
-          <w:p/>
+          <w:p>
+            <w:r>
+              <w:t>77.57</w:t>
+            </w:r>
+          </w:p>
         </w:tc>
         <w:tc>
           <w:tcPr>
             <w:tcW w:w="1183" w:type="dxa"/>
           </w:tcPr>
-          <w:p/>
+          <w:p>
+            <w:r>
+              <w:t>6.85</w:t>
+            </w:r>
+          </w:p>
         </w:tc>
         <w:tc>
           <w:tcPr>
             <w:tcW w:w="1207" w:type="dxa"/>
           </w:tcPr>
-          <w:p/>
+          <w:p>
+            <w:r>
+              <w:t>6.13</w:t>
+            </w:r>
+          </w:p>
         </w:tc>
         <w:tc>
           <w:tcPr>
             <w:tcW w:w="1240" w:type="dxa"/>
           </w:tcPr>
-          <w:p/>
+          <w:p>
+            <w:r>
+              <w:t>9.44</w:t>
+            </w:r>
+          </w:p>
         </w:tc>
         <w:tc>
           <w:tcPr>
             <w:tcW w:w="1390" w:type="dxa"/>
           </w:tcPr>
-          <w:p/>
+          <w:p>
+            <w:r>
+              <w:t>77,006</w:t>
+            </w:r>
+          </w:p>
         </w:tc>
         <w:tc>
           <w:tcPr>
             <w:tcW w:w="1390" w:type="dxa"/>
           </w:tcPr>
-          <w:p/>
+          <w:p>
+            <w:r>
+              <w:t>118,544</w:t>
+            </w:r>
+          </w:p>
         </w:tc>
         <w:tc>
           <w:tcPr>
             <w:tcW w:w="1154" w:type="dxa"/>
           </w:tcPr>
-          <w:p/>
+          <w:p>
+            <w:r>
+              <w:t>0.7319</w:t>
+            </w:r>
+          </w:p>
         </w:tc>
         <w:tc>
           <w:tcPr>
             <w:tcW w:w="1545" w:type="dxa"/>
           </w:tcPr>
-          <w:p/>
+          <w:p>
+            <w:r>
+              <w:t>+42.58</w:t>
+            </w:r>
+          </w:p>
         </w:tc>
         <w:tc>
           <w:tcPr>
             <w:tcW w:w="2060" w:type="dxa"/>
           </w:tcPr>
-          <w:p/>
+          <w:p>
+            <w:r>
+              <w:t>+14.02</w:t>
+            </w:r>
+          </w:p>
         </w:tc>
       </w:tr>
     </w:tbl>
@@ -2631,55 +2775,91 @@
           <w:tcPr>
             <w:tcW w:w="1283" w:type="dxa"/>
           </w:tcPr>
-          <w:p/>
+          <w:p>
+            <w:r>
+              <w:t>78.89</w:t>
+            </w:r>
+          </w:p>
         </w:tc>
         <w:tc>
           <w:tcPr>
             <w:tcW w:w="1183" w:type="dxa"/>
           </w:tcPr>
-          <w:p/>
+          <w:p>
+            <w:r>
+              <w:t>6.30</w:t>
+            </w:r>
+          </w:p>
         </w:tc>
         <w:tc>
           <w:tcPr>
             <w:tcW w:w="1207" w:type="dxa"/>
           </w:tcPr>
-          <w:p/>
+          <w:p>
+            <w:r>
+              <w:t>5.41</w:t>
+            </w:r>
+          </w:p>
         </w:tc>
         <w:tc>
           <w:tcPr>
             <w:tcW w:w="1240" w:type="dxa"/>
           </w:tcPr>
-          <w:p/>
+          <w:p>
+            <w:r>
+              <w:t>9.41</w:t>
+            </w:r>
+          </w:p>
         </w:tc>
         <w:tc>
           <w:tcPr>
             <w:tcW w:w="1390" w:type="dxa"/>
           </w:tcPr>
-          <w:p/>
+          <w:p>
+            <w:r>
+              <w:t>67,454</w:t>
+            </w:r>
+          </w:p>
         </w:tc>
         <w:tc>
           <w:tcPr>
             <w:tcW w:w="1390" w:type="dxa"/>
           </w:tcPr>
-          <w:p/>
+          <w:p>
+            <w:r>
+              <w:t>117,216</w:t>
+            </w:r>
+          </w:p>
         </w:tc>
         <w:tc>
           <w:tcPr>
             <w:tcW w:w="1154" w:type="dxa"/>
           </w:tcPr>
-          <w:p/>
+          <w:p>
+            <w:r>
+              <w:t>0.7365</w:t>
+            </w:r>
+          </w:p>
         </w:tc>
         <w:tc>
           <w:tcPr>
             <w:tcW w:w="1545" w:type="dxa"/>
           </w:tcPr>
-          <w:p/>
+          <w:p>
+            <w:r>
+              <w:t>+44.67</w:t>
+            </w:r>
+          </w:p>
         </w:tc>
         <w:tc>
           <w:tcPr>
             <w:tcW w:w="2060" w:type="dxa"/>
           </w:tcPr>
-          <w:p/>
+          <w:p>
+            <w:r>
+              <w:t>+14.86</w:t>
+            </w:r>
+          </w:p>
         </w:tc>
       </w:tr>
     </w:tbl>
@@ -3156,55 +3336,91 @@
           <w:tcPr>
             <w:tcW w:w="1283" w:type="dxa"/>
           </w:tcPr>
-          <w:p/>
+          <w:p>
+            <w:r>
+              <w:t>74.69</w:t>
+            </w:r>
+          </w:p>
         </w:tc>
         <w:tc>
           <w:tcPr>
             <w:tcW w:w="1183" w:type="dxa"/>
           </w:tcPr>
-          <w:p/>
+          <w:p>
+            <w:r>
+              <w:t>7.66</w:t>
+            </w:r>
+          </w:p>
         </w:tc>
         <w:tc>
           <w:tcPr>
             <w:tcW w:w="1207" w:type="dxa"/>
           </w:tcPr>
-          <w:p/>
+          <w:p>
+            <w:r>
+              <w:t>6.91</w:t>
+            </w:r>
+          </w:p>
         </w:tc>
         <w:tc>
           <w:tcPr>
             <w:tcW w:w="1240" w:type="dxa"/>
           </w:tcPr>
-          <w:p/>
+          <w:p>
+            <w:r>
+              <w:t>10.74</w:t>
+            </w:r>
+          </w:p>
         </w:tc>
         <w:tc>
           <w:tcPr>
             <w:tcW w:w="1390" w:type="dxa"/>
           </w:tcPr>
-          <w:p/>
+          <w:p>
+            <w:r>
+              <w:t>85,060</w:t>
+            </w:r>
+          </w:p>
         </w:tc>
         <w:tc>
           <w:tcPr>
             <w:tcW w:w="1390" w:type="dxa"/>
           </w:tcPr>
-          <w:p/>
+          <w:p>
+            <w:r>
+              <w:t>132,236</w:t>
+            </w:r>
+          </w:p>
         </w:tc>
         <w:tc>
           <w:tcPr>
             <w:tcW w:w="1154" w:type="dxa"/>
           </w:tcPr>
-          <w:p/>
+          <w:p>
+            <w:r>
+              <w:t>0.6829</w:t>
+            </w:r>
+          </w:p>
         </w:tc>
         <w:tc>
           <w:tcPr>
             <w:tcW w:w="1545" w:type="dxa"/>
           </w:tcPr>
-          <w:p/>
+          <w:p>
+            <w:r>
+              <w:t>+48.96</w:t>
+            </w:r>
+          </w:p>
         </w:tc>
         <w:tc>
           <w:tcPr>
             <w:tcW w:w="2060" w:type="dxa"/>
           </w:tcPr>
-          <w:p/>
+          <w:p>
+            <w:r>
+              <w:t>+16.94</w:t>
+            </w:r>
+          </w:p>
         </w:tc>
       </w:tr>
     </w:tbl>
@@ -3683,55 +3899,91 @@
           <w:tcPr>
             <w:tcW w:w="1283" w:type="dxa"/>
           </w:tcPr>
-          <w:p/>
+          <w:p>
+            <w:r>
+              <w:t>75.84</w:t>
+            </w:r>
+          </w:p>
         </w:tc>
         <w:tc>
           <w:tcPr>
             <w:tcW w:w="1183" w:type="dxa"/>
           </w:tcPr>
-          <w:p/>
+          <w:p>
+            <w:r>
+              <w:t>7.44</w:t>
+            </w:r>
+          </w:p>
         </w:tc>
         <w:tc>
           <w:tcPr>
             <w:tcW w:w="1207" w:type="dxa"/>
           </w:tcPr>
-          <w:p/>
+          <w:p>
+            <w:r>
+              <w:t>6.59</w:t>
+            </w:r>
+          </w:p>
         </w:tc>
         <w:tc>
           <w:tcPr>
             <w:tcW w:w="1240" w:type="dxa"/>
           </w:tcPr>
-          <w:p/>
+          <w:p>
+            <w:r>
+              <w:t>10.12</w:t>
+            </w:r>
+          </w:p>
         </w:tc>
         <w:tc>
           <w:tcPr>
             <w:tcW w:w="1390" w:type="dxa"/>
           </w:tcPr>
-          <w:p/>
+          <w:p>
+            <w:r>
+              <w:t>81,327</w:t>
+            </w:r>
+          </w:p>
         </w:tc>
         <w:tc>
           <w:tcPr>
             <w:tcW w:w="1390" w:type="dxa"/>
           </w:tcPr>
-          <w:p/>
+          <w:p>
+            <w:r>
+              <w:t>124,776</w:t>
+            </w:r>
+          </w:p>
         </w:tc>
         <w:tc>
           <w:tcPr>
             <w:tcW w:w="1154" w:type="dxa"/>
           </w:tcPr>
-          <w:p/>
+          <w:p>
+            <w:r>
+              <w:t>0.7188</w:t>
+            </w:r>
+          </w:p>
         </w:tc>
         <w:tc>
           <w:tcPr>
             <w:tcW w:w="1545" w:type="dxa"/>
           </w:tcPr>
-          <w:p/>
+          <w:p>
+            <w:r>
+              <w:t>+50.23</w:t>
+            </w:r>
+          </w:p>
         </w:tc>
         <w:tc>
           <w:tcPr>
             <w:tcW w:w="2060" w:type="dxa"/>
           </w:tcPr>
-          <w:p/>
+          <w:p>
+            <w:r>
+              <w:t>+17.21</w:t>
+            </w:r>
+          </w:p>
         </w:tc>
       </w:tr>
     </w:tbl>
@@ -4208,55 +4460,91 @@
           <w:tcPr>
             <w:tcW w:w="1283" w:type="dxa"/>
           </w:tcPr>
-          <w:p/>
+          <w:p>
+            <w:r>
+              <w:t>76.75</w:t>
+            </w:r>
+          </w:p>
         </w:tc>
         <w:tc>
           <w:tcPr>
             <w:tcW w:w="1183" w:type="dxa"/>
           </w:tcPr>
-          <w:p/>
+          <w:p>
+            <w:r>
+              <w:t>7.08</w:t>
+            </w:r>
+          </w:p>
         </w:tc>
         <w:tc>
           <w:tcPr>
             <w:tcW w:w="1207" w:type="dxa"/>
           </w:tcPr>
-          <w:p/>
+          <w:p>
+            <w:r>
+              <w:t>6.28</w:t>
+            </w:r>
+          </w:p>
         </w:tc>
         <w:tc>
           <w:tcPr>
             <w:tcW w:w="1240" w:type="dxa"/>
           </w:tcPr>
-          <w:p/>
+          <w:p>
+            <w:r>
+              <w:t>9.90</w:t>
+            </w:r>
+          </w:p>
         </w:tc>
         <w:tc>
           <w:tcPr>
             <w:tcW w:w="1390" w:type="dxa"/>
           </w:tcPr>
-          <w:p/>
+          <w:p>
+            <w:r>
+              <w:t>77,584</w:t>
+            </w:r>
+          </w:p>
         </w:tc>
         <w:tc>
           <w:tcPr>
             <w:tcW w:w="1390" w:type="dxa"/>
           </w:tcPr>
-          <w:p/>
+          <w:p>
+            <w:r>
+              <w:t>122,295</w:t>
+            </w:r>
+          </w:p>
         </w:tc>
         <w:tc>
           <w:tcPr>
             <w:tcW w:w="1154" w:type="dxa"/>
           </w:tcPr>
-          <w:p/>
+          <w:p>
+            <w:r>
+              <w:t>0.7287</w:t>
+            </w:r>
+          </w:p>
         </w:tc>
         <w:tc>
           <w:tcPr>
             <w:tcW w:w="1545" w:type="dxa"/>
           </w:tcPr>
-          <w:p/>
+          <w:p>
+            <w:r>
+              <w:t>+50.97</w:t>
+            </w:r>
+          </w:p>
         </w:tc>
         <w:tc>
           <w:tcPr>
             <w:tcW w:w="2060" w:type="dxa"/>
           </w:tcPr>
-          <w:p/>
+          <w:p>
+            <w:r>
+              <w:t>+17.55</w:t>
+            </w:r>
+          </w:p>
         </w:tc>
       </w:tr>
     </w:tbl>
@@ -4733,55 +5021,91 @@
           <w:tcPr>
             <w:tcW w:w="1283" w:type="dxa"/>
           </w:tcPr>
-          <w:p/>
+          <w:p>
+            <w:r>
+              <w:t>76.47</w:t>
+            </w:r>
+          </w:p>
         </w:tc>
         <w:tc>
           <w:tcPr>
             <w:tcW w:w="1183" w:type="dxa"/>
           </w:tcPr>
-          <w:p/>
+          <w:p>
+            <w:r>
+              <w:t>7.20</w:t>
+            </w:r>
+          </w:p>
         </w:tc>
         <w:tc>
           <w:tcPr>
             <w:tcW w:w="1207" w:type="dxa"/>
           </w:tcPr>
-          <w:p/>
+          <w:p>
+            <w:r>
+              <w:t>6.34</w:t>
+            </w:r>
+          </w:p>
         </w:tc>
         <w:tc>
           <w:tcPr>
             <w:tcW w:w="1240" w:type="dxa"/>
           </w:tcPr>
-          <w:p/>
+          <w:p>
+            <w:r>
+              <w:t>9.98</w:t>
+            </w:r>
+          </w:p>
         </w:tc>
         <w:tc>
           <w:tcPr>
             <w:tcW w:w="1390" w:type="dxa"/>
           </w:tcPr>
-          <w:p/>
+          <w:p>
+            <w:r>
+              <w:t>78,685</w:t>
+            </w:r>
+          </w:p>
         </w:tc>
         <w:tc>
           <w:tcPr>
             <w:tcW w:w="1390" w:type="dxa"/>
           </w:tcPr>
-          <w:p/>
+          <w:p>
+            <w:r>
+              <w:t>123,890</w:t>
+            </w:r>
+          </w:p>
         </w:tc>
         <w:tc>
           <w:tcPr>
             <w:tcW w:w="1154" w:type="dxa"/>
           </w:tcPr>
-          <w:p/>
+          <w:p>
+            <w:r>
+              <w:t>0.7234</w:t>
+            </w:r>
+          </w:p>
         </w:tc>
         <w:tc>
           <w:tcPr>
             <w:tcW w:w="1545" w:type="dxa"/>
           </w:tcPr>
-          <w:p/>
+          <w:p>
+            <w:r>
+              <w:t>+50.86</w:t>
+            </w:r>
+          </w:p>
         </w:tc>
         <w:tc>
           <w:tcPr>
             <w:tcW w:w="2060" w:type="dxa"/>
           </w:tcPr>
-          <w:p/>
+          <w:p>
+            <w:r>
+              <w:t>+17.50</w:t>
+            </w:r>
+          </w:p>
         </w:tc>
       </w:tr>
     </w:tbl>
@@ -5260,55 +5584,91 @@
           <w:tcPr>
             <w:tcW w:w="1283" w:type="dxa"/>
           </w:tcPr>
-          <w:p/>
+          <w:p>
+            <w:r>
+              <w:t>76.36</w:t>
+            </w:r>
+          </w:p>
         </w:tc>
         <w:tc>
           <w:tcPr>
             <w:tcW w:w="1183" w:type="dxa"/>
           </w:tcPr>
-          <w:p/>
+          <w:p>
+            <w:r>
+              <w:t>7.13</w:t>
+            </w:r>
+          </w:p>
         </w:tc>
         <w:tc>
           <w:tcPr>
             <w:tcW w:w="1207" w:type="dxa"/>
           </w:tcPr>
-          <w:p/>
+          <w:p>
+            <w:r>
+              <w:t>6.36</w:t>
+            </w:r>
+          </w:p>
         </w:tc>
         <w:tc>
           <w:tcPr>
             <w:tcW w:w="1240" w:type="dxa"/>
           </w:tcPr>
-          <w:p/>
+          <w:p>
+            <w:r>
+              <w:t>10.15</w:t>
+            </w:r>
+          </w:p>
         </w:tc>
         <w:tc>
           <w:tcPr>
             <w:tcW w:w="1390" w:type="dxa"/>
           </w:tcPr>
-          <w:p/>
+          <w:p>
+            <w:r>
+              <w:t>78,913</w:t>
+            </w:r>
+          </w:p>
         </w:tc>
         <w:tc>
           <w:tcPr>
             <w:tcW w:w="1390" w:type="dxa"/>
           </w:tcPr>
-          <w:p/>
+          <w:p>
+            <w:r>
+              <w:t>126,038</w:t>
+            </w:r>
+          </w:p>
         </w:tc>
         <w:tc>
           <w:tcPr>
             <w:tcW w:w="1154" w:type="dxa"/>
           </w:tcPr>
-          <w:p/>
+          <w:p>
+            <w:r>
+              <w:t>0.7123</w:t>
+            </w:r>
+          </w:p>
         </w:tc>
         <w:tc>
           <w:tcPr>
             <w:tcW w:w="1545" w:type="dxa"/>
           </w:tcPr>
-          <w:p/>
+          <w:p>
+            <w:r>
+              <w:t>+50.60</w:t>
+            </w:r>
+          </w:p>
         </w:tc>
         <w:tc>
           <w:tcPr>
             <w:tcW w:w="2060" w:type="dxa"/>
           </w:tcPr>
-          <w:p/>
+          <w:p>
+            <w:r>
+              <w:t>+17.50</w:t>
+            </w:r>
+          </w:p>
         </w:tc>
       </w:tr>
     </w:tbl>
@@ -5929,6 +6289,7 @@
   <w:style w:type="character" w:default="1" w:styleId="DefaultParagraphFont">
     <w:name w:val="Default Paragraph Font"/>
     <w:uiPriority w:val="1"/>
+    <w:semiHidden/>
     <w:unhideWhenUsed/>
   </w:style>
   <w:style w:type="table" w:default="1" w:styleId="TableNormal">

--- a/docs/hmt-tsf.docx
+++ b/docs/hmt-tsf.docx
@@ -477,91 +477,55 @@
           <w:tcPr>
             <w:tcW w:w="1283" w:type="dxa"/>
           </w:tcPr>
-          <w:p>
-            <w:r>
-              <w:t>77.28</w:t>
-            </w:r>
-          </w:p>
+          <w:p/>
         </w:tc>
         <w:tc>
           <w:tcPr>
             <w:tcW w:w="1183" w:type="dxa"/>
           </w:tcPr>
-          <w:p>
-            <w:r>
-              <w:t>6.82</w:t>
-            </w:r>
-          </w:p>
+          <w:p/>
         </w:tc>
         <w:tc>
           <w:tcPr>
             <w:tcW w:w="1207" w:type="dxa"/>
           </w:tcPr>
-          <w:p>
-            <w:r>
-              <w:t>6.16</w:t>
-            </w:r>
-          </w:p>
+          <w:p/>
         </w:tc>
         <w:tc>
           <w:tcPr>
             <w:tcW w:w="1240" w:type="dxa"/>
           </w:tcPr>
-          <w:p>
-            <w:r>
-              <w:t>9.74</w:t>
-            </w:r>
-          </w:p>
+          <w:p/>
         </w:tc>
         <w:tc>
           <w:tcPr>
             <w:tcW w:w="1390" w:type="dxa"/>
           </w:tcPr>
-          <w:p>
-            <w:r>
-              <w:t>77,346</w:t>
-            </w:r>
-          </w:p>
+          <w:p/>
         </w:tc>
         <w:tc>
           <w:tcPr>
             <w:tcW w:w="1390" w:type="dxa"/>
           </w:tcPr>
-          <w:p>
-            <w:r>
-              <w:t>122,290</w:t>
-            </w:r>
-          </w:p>
+          <w:p/>
         </w:tc>
         <w:tc>
           <w:tcPr>
             <w:tcW w:w="1154" w:type="dxa"/>
           </w:tcPr>
-          <w:p>
-            <w:r>
-              <w:t>0.7171</w:t>
-            </w:r>
-          </w:p>
+          <w:p/>
         </w:tc>
         <w:tc>
           <w:tcPr>
             <w:tcW w:w="1545" w:type="dxa"/>
           </w:tcPr>
-          <w:p>
-            <w:r>
-              <w:t>+42.49</w:t>
-            </w:r>
-          </w:p>
+          <w:p/>
         </w:tc>
         <w:tc>
           <w:tcPr>
             <w:tcW w:w="2060" w:type="dxa"/>
           </w:tcPr>
-          <w:p>
-            <w:r>
-              <w:t>+14.09</w:t>
-            </w:r>
-          </w:p>
+          <w:p/>
         </w:tc>
       </w:tr>
     </w:tbl>
@@ -1051,91 +1015,55 @@
           <w:tcPr>
             <w:tcW w:w="1283" w:type="dxa"/>
           </w:tcPr>
-          <w:p>
-            <w:r>
-              <w:t>80.04</w:t>
-            </w:r>
-          </w:p>
+          <w:p/>
         </w:tc>
         <w:tc>
           <w:tcPr>
             <w:tcW w:w="1183" w:type="dxa"/>
           </w:tcPr>
-          <w:p>
-            <w:r>
-              <w:t>6.00</w:t>
-            </w:r>
-          </w:p>
+          <w:p/>
         </w:tc>
         <w:tc>
           <w:tcPr>
             <w:tcW w:w="1207" w:type="dxa"/>
           </w:tcPr>
-          <w:p>
-            <w:r>
-              <w:t>5.42</w:t>
-            </w:r>
-          </w:p>
+          <w:p/>
         </w:tc>
         <w:tc>
           <w:tcPr>
             <w:tcW w:w="1240" w:type="dxa"/>
           </w:tcPr>
-          <w:p>
-            <w:r>
-              <w:t>8.54</w:t>
-            </w:r>
-          </w:p>
+          <w:p/>
         </w:tc>
         <w:tc>
           <w:tcPr>
             <w:tcW w:w="1390" w:type="dxa"/>
           </w:tcPr>
-          <w:p>
-            <w:r>
-              <w:t>68,120</w:t>
-            </w:r>
-          </w:p>
+          <w:p/>
         </w:tc>
         <w:tc>
           <w:tcPr>
             <w:tcW w:w="1390" w:type="dxa"/>
           </w:tcPr>
-          <w:p>
-            <w:r>
-              <w:t>107,319</w:t>
-            </w:r>
-          </w:p>
+          <w:p/>
         </w:tc>
         <w:tc>
           <w:tcPr>
             <w:tcW w:w="1154" w:type="dxa"/>
           </w:tcPr>
-          <w:p>
-            <w:r>
-              <w:t>0.7829</w:t>
-            </w:r>
-          </w:p>
+          <w:p/>
         </w:tc>
         <w:tc>
           <w:tcPr>
             <w:tcW w:w="1545" w:type="dxa"/>
           </w:tcPr>
-          <w:p>
-            <w:r>
-              <w:t>+45.21</w:t>
-            </w:r>
-          </w:p>
+          <w:p/>
         </w:tc>
         <w:tc>
           <w:tcPr>
             <w:tcW w:w="2060" w:type="dxa"/>
           </w:tcPr>
-          <w:p>
-            <w:r>
-              <w:t>+14.90</w:t>
-            </w:r>
-          </w:p>
+          <w:p/>
         </w:tc>
       </w:tr>
     </w:tbl>
@@ -1625,91 +1553,55 @@
           <w:tcPr>
             <w:tcW w:w="1283" w:type="dxa"/>
           </w:tcPr>
-          <w:p>
-            <w:r>
-              <w:t>79.07</w:t>
-            </w:r>
-          </w:p>
+          <w:p/>
         </w:tc>
         <w:tc>
           <w:tcPr>
             <w:tcW w:w="1183" w:type="dxa"/>
           </w:tcPr>
-          <w:p>
-            <w:r>
-              <w:t>6.21</w:t>
-            </w:r>
-          </w:p>
+          <w:p/>
         </w:tc>
         <w:tc>
           <w:tcPr>
             <w:tcW w:w="1207" w:type="dxa"/>
           </w:tcPr>
-          <w:p>
-            <w:r>
-              <w:t>5.67</w:t>
-            </w:r>
-          </w:p>
+          <w:p/>
         </w:tc>
         <w:tc>
           <w:tcPr>
             <w:tcW w:w="1240" w:type="dxa"/>
           </w:tcPr>
-          <w:p>
-            <w:r>
-              <w:t>9.05</w:t>
-            </w:r>
-          </w:p>
+          <w:p/>
         </w:tc>
         <w:tc>
           <w:tcPr>
             <w:tcW w:w="1390" w:type="dxa"/>
           </w:tcPr>
-          <w:p>
-            <w:r>
-              <w:t>71,313</w:t>
-            </w:r>
-          </w:p>
+          <w:p/>
         </w:tc>
         <w:tc>
           <w:tcPr>
             <w:tcW w:w="1390" w:type="dxa"/>
           </w:tcPr>
-          <w:p>
-            <w:r>
-              <w:t>113,815</w:t>
-            </w:r>
-          </w:p>
+          <w:p/>
         </w:tc>
         <w:tc>
           <w:tcPr>
             <w:tcW w:w="1154" w:type="dxa"/>
           </w:tcPr>
-          <w:p>
-            <w:r>
-              <w:t>0.7561</w:t>
-            </w:r>
-          </w:p>
+          <w:p/>
         </w:tc>
         <w:tc>
           <w:tcPr>
             <w:tcW w:w="1545" w:type="dxa"/>
           </w:tcPr>
-          <w:p>
-            <w:r>
-              <w:t>+44.43</w:t>
-            </w:r>
-          </w:p>
+          <w:p/>
         </w:tc>
         <w:tc>
           <w:tcPr>
             <w:tcW w:w="2060" w:type="dxa"/>
           </w:tcPr>
-          <w:p>
-            <w:r>
-              <w:t>+14.76</w:t>
-            </w:r>
-          </w:p>
+          <w:p/>
         </w:tc>
       </w:tr>
     </w:tbl>
@@ -2201,91 +2093,55 @@
           <w:tcPr>
             <w:tcW w:w="1283" w:type="dxa"/>
           </w:tcPr>
-          <w:p>
-            <w:r>
-              <w:t>77.57</w:t>
-            </w:r>
-          </w:p>
+          <w:p/>
         </w:tc>
         <w:tc>
           <w:tcPr>
             <w:tcW w:w="1183" w:type="dxa"/>
           </w:tcPr>
-          <w:p>
-            <w:r>
-              <w:t>6.85</w:t>
-            </w:r>
-          </w:p>
+          <w:p/>
         </w:tc>
         <w:tc>
           <w:tcPr>
             <w:tcW w:w="1207" w:type="dxa"/>
           </w:tcPr>
-          <w:p>
-            <w:r>
-              <w:t>6.13</w:t>
-            </w:r>
-          </w:p>
+          <w:p/>
         </w:tc>
         <w:tc>
           <w:tcPr>
             <w:tcW w:w="1240" w:type="dxa"/>
           </w:tcPr>
-          <w:p>
-            <w:r>
-              <w:t>9.44</w:t>
-            </w:r>
-          </w:p>
+          <w:p/>
         </w:tc>
         <w:tc>
           <w:tcPr>
             <w:tcW w:w="1390" w:type="dxa"/>
           </w:tcPr>
-          <w:p>
-            <w:r>
-              <w:t>77,006</w:t>
-            </w:r>
-          </w:p>
+          <w:p/>
         </w:tc>
         <w:tc>
           <w:tcPr>
             <w:tcW w:w="1390" w:type="dxa"/>
           </w:tcPr>
-          <w:p>
-            <w:r>
-              <w:t>118,544</w:t>
-            </w:r>
-          </w:p>
+          <w:p/>
         </w:tc>
         <w:tc>
           <w:tcPr>
             <w:tcW w:w="1154" w:type="dxa"/>
           </w:tcPr>
-          <w:p>
-            <w:r>
-              <w:t>0.7319</w:t>
-            </w:r>
-          </w:p>
+          <w:p/>
         </w:tc>
         <w:tc>
           <w:tcPr>
             <w:tcW w:w="1545" w:type="dxa"/>
           </w:tcPr>
-          <w:p>
-            <w:r>
-              <w:t>+42.58</w:t>
-            </w:r>
-          </w:p>
+          <w:p/>
         </w:tc>
         <w:tc>
           <w:tcPr>
             <w:tcW w:w="2060" w:type="dxa"/>
           </w:tcPr>
-          <w:p>
-            <w:r>
-              <w:t>+14.02</w:t>
-            </w:r>
-          </w:p>
+          <w:p/>
         </w:tc>
       </w:tr>
     </w:tbl>
@@ -2775,91 +2631,55 @@
           <w:tcPr>
             <w:tcW w:w="1283" w:type="dxa"/>
           </w:tcPr>
-          <w:p>
-            <w:r>
-              <w:t>78.89</w:t>
-            </w:r>
-          </w:p>
+          <w:p/>
         </w:tc>
         <w:tc>
           <w:tcPr>
             <w:tcW w:w="1183" w:type="dxa"/>
           </w:tcPr>
-          <w:p>
-            <w:r>
-              <w:t>6.30</w:t>
-            </w:r>
-          </w:p>
+          <w:p/>
         </w:tc>
         <w:tc>
           <w:tcPr>
             <w:tcW w:w="1207" w:type="dxa"/>
           </w:tcPr>
-          <w:p>
-            <w:r>
-              <w:t>5.41</w:t>
-            </w:r>
-          </w:p>
+          <w:p/>
         </w:tc>
         <w:tc>
           <w:tcPr>
             <w:tcW w:w="1240" w:type="dxa"/>
           </w:tcPr>
-          <w:p>
-            <w:r>
-              <w:t>9.41</w:t>
-            </w:r>
-          </w:p>
+          <w:p/>
         </w:tc>
         <w:tc>
           <w:tcPr>
             <w:tcW w:w="1390" w:type="dxa"/>
           </w:tcPr>
-          <w:p>
-            <w:r>
-              <w:t>67,454</w:t>
-            </w:r>
-          </w:p>
+          <w:p/>
         </w:tc>
         <w:tc>
           <w:tcPr>
             <w:tcW w:w="1390" w:type="dxa"/>
           </w:tcPr>
-          <w:p>
-            <w:r>
-              <w:t>117,216</w:t>
-            </w:r>
-          </w:p>
+          <w:p/>
         </w:tc>
         <w:tc>
           <w:tcPr>
             <w:tcW w:w="1154" w:type="dxa"/>
           </w:tcPr>
-          <w:p>
-            <w:r>
-              <w:t>0.7365</w:t>
-            </w:r>
-          </w:p>
+          <w:p/>
         </w:tc>
         <w:tc>
           <w:tcPr>
             <w:tcW w:w="1545" w:type="dxa"/>
           </w:tcPr>
-          <w:p>
-            <w:r>
-              <w:t>+44.67</w:t>
-            </w:r>
-          </w:p>
+          <w:p/>
         </w:tc>
         <w:tc>
           <w:tcPr>
             <w:tcW w:w="2060" w:type="dxa"/>
           </w:tcPr>
-          <w:p>
-            <w:r>
-              <w:t>+14.86</w:t>
-            </w:r>
-          </w:p>
+          <w:p/>
         </w:tc>
       </w:tr>
     </w:tbl>
@@ -3336,91 +3156,1633 @@
           <w:tcPr>
             <w:tcW w:w="1283" w:type="dxa"/>
           </w:tcPr>
-          <w:p>
-            <w:r>
-              <w:t>74.69</w:t>
-            </w:r>
-          </w:p>
+          <w:p/>
         </w:tc>
         <w:tc>
           <w:tcPr>
             <w:tcW w:w="1183" w:type="dxa"/>
           </w:tcPr>
-          <w:p>
-            <w:r>
-              <w:t>7.66</w:t>
-            </w:r>
-          </w:p>
+          <w:p/>
         </w:tc>
         <w:tc>
           <w:tcPr>
             <w:tcW w:w="1207" w:type="dxa"/>
           </w:tcPr>
-          <w:p>
-            <w:r>
-              <w:t>6.91</w:t>
-            </w:r>
-          </w:p>
+          <w:p/>
         </w:tc>
         <w:tc>
           <w:tcPr>
             <w:tcW w:w="1240" w:type="dxa"/>
           </w:tcPr>
-          <w:p>
-            <w:r>
-              <w:t>10.74</w:t>
-            </w:r>
-          </w:p>
+          <w:p/>
         </w:tc>
         <w:tc>
           <w:tcPr>
             <w:tcW w:w="1390" w:type="dxa"/>
           </w:tcPr>
-          <w:p>
-            <w:r>
-              <w:t>85,060</w:t>
-            </w:r>
-          </w:p>
+          <w:p/>
         </w:tc>
         <w:tc>
           <w:tcPr>
             <w:tcW w:w="1390" w:type="dxa"/>
           </w:tcPr>
-          <w:p>
-            <w:r>
-              <w:t>132,236</w:t>
-            </w:r>
-          </w:p>
+          <w:p/>
         </w:tc>
         <w:tc>
           <w:tcPr>
             <w:tcW w:w="1154" w:type="dxa"/>
           </w:tcPr>
-          <w:p>
-            <w:r>
-              <w:t>0.6829</w:t>
-            </w:r>
-          </w:p>
+          <w:p/>
         </w:tc>
         <w:tc>
           <w:tcPr>
             <w:tcW w:w="1545" w:type="dxa"/>
           </w:tcPr>
-          <w:p>
-            <w:r>
-              <w:t>+48.96</w:t>
-            </w:r>
-          </w:p>
+          <w:p/>
         </w:tc>
         <w:tc>
           <w:tcPr>
             <w:tcW w:w="2060" w:type="dxa"/>
           </w:tcPr>
-          <w:p>
-            <w:r>
-              <w:t>+16.94</w:t>
-            </w:r>
-          </w:p>
+          <w:p/>
+        </w:tc>
+      </w:tr>
+    </w:tbl>
+    <w:p/>
+    <w:p/>
+    <w:p/>
+    <w:tbl>
+      <w:tblPr>
+        <w:tblStyle w:val="TableGrid"/>
+        <w:tblW w:w="0" w:type="auto"/>
+        <w:tblLook w:val="04A0" w:firstRow="1" w:lastRow="0" w:firstColumn="1" w:lastColumn="0" w:noHBand="0" w:noVBand="1"/>
+      </w:tblPr>
+      <w:tblGrid>
+        <w:gridCol w:w="1496"/>
+        <w:gridCol w:w="1283"/>
+        <w:gridCol w:w="1183"/>
+        <w:gridCol w:w="1207"/>
+        <w:gridCol w:w="1240"/>
+        <w:gridCol w:w="1390"/>
+        <w:gridCol w:w="1390"/>
+        <w:gridCol w:w="1154"/>
+        <w:gridCol w:w="1545"/>
+        <w:gridCol w:w="2060"/>
+      </w:tblGrid>
+      <w:tr>
+        <w:tc>
+          <w:tcPr>
+            <w:tcW w:w="13948" w:type="dxa"/>
+            <w:gridSpan w:val="10"/>
+            <w:shd w:val="clear" w:color="auto" w:fill="C1E4F5" w:themeFill="accent1" w:themeFillTint="33"/>
+            <w:vAlign w:val="center"/>
+          </w:tcPr>
+          <w:p>
+            <w:pPr>
+              <w:jc w:val="center"/>
+            </w:pPr>
+            <w:r>
+              <w:lastRenderedPageBreak/>
+              <w:t xml:space="preserve">Lookback Window (Days): 14; Forecast Horizon (Days): 7; </w:t>
+            </w:r>
+            <w:r>
+              <w:rPr>
+                <w:b/>
+                <w:bCs/>
+              </w:rPr>
+              <w:t>Include MCO</w:t>
+            </w:r>
+          </w:p>
+        </w:tc>
+      </w:tr>
+      <w:tr>
+        <w:tc>
+          <w:tcPr>
+            <w:tcW w:w="13948" w:type="dxa"/>
+            <w:gridSpan w:val="10"/>
+            <w:shd w:val="clear" w:color="auto" w:fill="DAE9F7" w:themeFill="text2" w:themeFillTint="1A"/>
+            <w:vAlign w:val="center"/>
+          </w:tcPr>
+          <w:p>
+            <w:pPr>
+              <w:jc w:val="center"/>
+            </w:pPr>
+            <w:r>
+              <w:t>Spatio-temporal-based Models</w:t>
+            </w:r>
+          </w:p>
+        </w:tc>
+      </w:tr>
+      <w:tr>
+        <w:tc>
+          <w:tcPr>
+            <w:tcW w:w="1496" w:type="dxa"/>
+            <w:vMerge w:val="restart"/>
+            <w:shd w:val="clear" w:color="auto" w:fill="D1D1D1" w:themeFill="background2" w:themeFillShade="E6"/>
+            <w:vAlign w:val="center"/>
+          </w:tcPr>
+          <w:p>
+            <w:pPr>
+              <w:jc w:val="center"/>
+              <w:rPr>
+                <w:b/>
+                <w:bCs/>
+              </w:rPr>
+            </w:pPr>
+            <w:r>
+              <w:rPr>
+                <w:b/>
+                <w:bCs/>
+              </w:rPr>
+              <w:t>Models</w:t>
+            </w:r>
+          </w:p>
+        </w:tc>
+        <w:tc>
+          <w:tcPr>
+            <w:tcW w:w="1283" w:type="dxa"/>
+            <w:vMerge w:val="restart"/>
+            <w:shd w:val="clear" w:color="auto" w:fill="D1D1D1" w:themeFill="background2" w:themeFillShade="E6"/>
+            <w:vAlign w:val="center"/>
+          </w:tcPr>
+          <w:p>
+            <w:pPr>
+              <w:jc w:val="center"/>
+              <w:rPr>
+                <w:b/>
+                <w:bCs/>
+              </w:rPr>
+            </w:pPr>
+            <w:r>
+              <w:rPr>
+                <w:b/>
+                <w:bCs/>
+              </w:rPr>
+              <w:t>Combined</w:t>
+            </w:r>
+          </w:p>
+        </w:tc>
+        <w:tc>
+          <w:tcPr>
+            <w:tcW w:w="1183" w:type="dxa"/>
+            <w:vMerge w:val="restart"/>
+            <w:shd w:val="clear" w:color="auto" w:fill="D1D1D1" w:themeFill="background2" w:themeFillShade="E6"/>
+            <w:vAlign w:val="center"/>
+          </w:tcPr>
+          <w:p>
+            <w:pPr>
+              <w:jc w:val="center"/>
+              <w:rPr>
+                <w:b/>
+                <w:bCs/>
+              </w:rPr>
+            </w:pPr>
+            <w:r>
+              <w:rPr>
+                <w:b/>
+                <w:bCs/>
+              </w:rPr>
+              <w:t>MAPE</w:t>
+            </w:r>
+          </w:p>
+        </w:tc>
+        <w:tc>
+          <w:tcPr>
+            <w:tcW w:w="1207" w:type="dxa"/>
+            <w:vMerge w:val="restart"/>
+            <w:shd w:val="clear" w:color="auto" w:fill="D1D1D1" w:themeFill="background2" w:themeFillShade="E6"/>
+            <w:vAlign w:val="center"/>
+          </w:tcPr>
+          <w:p>
+            <w:pPr>
+              <w:jc w:val="center"/>
+              <w:rPr>
+                <w:b/>
+                <w:bCs/>
+              </w:rPr>
+            </w:pPr>
+            <w:r>
+              <w:rPr>
+                <w:b/>
+                <w:bCs/>
+              </w:rPr>
+              <w:t>MAE%</w:t>
+            </w:r>
+          </w:p>
+        </w:tc>
+        <w:tc>
+          <w:tcPr>
+            <w:tcW w:w="1240" w:type="dxa"/>
+            <w:vMerge w:val="restart"/>
+            <w:shd w:val="clear" w:color="auto" w:fill="D1D1D1" w:themeFill="background2" w:themeFillShade="E6"/>
+            <w:vAlign w:val="center"/>
+          </w:tcPr>
+          <w:p>
+            <w:pPr>
+              <w:jc w:val="center"/>
+              <w:rPr>
+                <w:b/>
+                <w:bCs/>
+              </w:rPr>
+            </w:pPr>
+            <w:r>
+              <w:rPr>
+                <w:b/>
+                <w:bCs/>
+              </w:rPr>
+              <w:t>RMSE%</w:t>
+            </w:r>
+          </w:p>
+        </w:tc>
+        <w:tc>
+          <w:tcPr>
+            <w:tcW w:w="1390" w:type="dxa"/>
+            <w:vMerge w:val="restart"/>
+            <w:shd w:val="clear" w:color="auto" w:fill="D1D1D1" w:themeFill="background2" w:themeFillShade="E6"/>
+            <w:vAlign w:val="center"/>
+          </w:tcPr>
+          <w:p>
+            <w:pPr>
+              <w:jc w:val="center"/>
+              <w:rPr>
+                <w:b/>
+                <w:bCs/>
+              </w:rPr>
+            </w:pPr>
+            <w:r>
+              <w:rPr>
+                <w:b/>
+                <w:bCs/>
+              </w:rPr>
+              <w:t>MAE (Ridership)</w:t>
+            </w:r>
+          </w:p>
+        </w:tc>
+        <w:tc>
+          <w:tcPr>
+            <w:tcW w:w="1390" w:type="dxa"/>
+            <w:vMerge w:val="restart"/>
+            <w:shd w:val="clear" w:color="auto" w:fill="D1D1D1" w:themeFill="background2" w:themeFillShade="E6"/>
+            <w:vAlign w:val="center"/>
+          </w:tcPr>
+          <w:p>
+            <w:pPr>
+              <w:jc w:val="center"/>
+              <w:rPr>
+                <w:b/>
+                <w:bCs/>
+              </w:rPr>
+            </w:pPr>
+            <w:r>
+              <w:rPr>
+                <w:b/>
+                <w:bCs/>
+              </w:rPr>
+              <w:t>RMSE (Ridership)</w:t>
+            </w:r>
+          </w:p>
+        </w:tc>
+        <w:tc>
+          <w:tcPr>
+            <w:tcW w:w="1154" w:type="dxa"/>
+            <w:vMerge w:val="restart"/>
+            <w:shd w:val="clear" w:color="auto" w:fill="D1D1D1" w:themeFill="background2" w:themeFillShade="E6"/>
+            <w:vAlign w:val="center"/>
+          </w:tcPr>
+          <w:p>
+            <w:pPr>
+              <w:jc w:val="center"/>
+              <w:rPr>
+                <w:b/>
+                <w:bCs/>
+                <w:vertAlign w:val="superscript"/>
+              </w:rPr>
+            </w:pPr>
+            <w:r>
+              <w:rPr>
+                <w:b/>
+                <w:bCs/>
+              </w:rPr>
+              <w:t>R</w:t>
+            </w:r>
+            <w:r>
+              <w:rPr>
+                <w:b/>
+                <w:bCs/>
+                <w:vertAlign w:val="superscript"/>
+              </w:rPr>
+              <w:t>2</w:t>
+            </w:r>
+          </w:p>
+        </w:tc>
+        <w:tc>
+          <w:tcPr>
+            <w:tcW w:w="3605" w:type="dxa"/>
+            <w:gridSpan w:val="2"/>
+            <w:shd w:val="clear" w:color="auto" w:fill="D1D1D1" w:themeFill="background2" w:themeFillShade="E6"/>
+            <w:vAlign w:val="center"/>
+          </w:tcPr>
+          <w:p>
+            <w:pPr>
+              <w:jc w:val="center"/>
+              <w:rPr>
+                <w:b/>
+                <w:bCs/>
+              </w:rPr>
+            </w:pPr>
+            <w:r>
+              <w:rPr>
+                <w:b/>
+                <w:bCs/>
+              </w:rPr>
+              <w:t>Differences to Naïve Persistence</w:t>
+            </w:r>
+          </w:p>
+        </w:tc>
+      </w:tr>
+      <w:tr>
+        <w:tc>
+          <w:tcPr>
+            <w:tcW w:w="1496" w:type="dxa"/>
+            <w:vMerge/>
+            <w:shd w:val="clear" w:color="auto" w:fill="D1D1D1" w:themeFill="background2" w:themeFillShade="E6"/>
+          </w:tcPr>
+          <w:p>
+            <w:pPr>
+              <w:rPr>
+                <w:b/>
+                <w:bCs/>
+              </w:rPr>
+            </w:pPr>
+          </w:p>
+        </w:tc>
+        <w:tc>
+          <w:tcPr>
+            <w:tcW w:w="1283" w:type="dxa"/>
+            <w:vMerge/>
+            <w:shd w:val="clear" w:color="auto" w:fill="D1D1D1" w:themeFill="background2" w:themeFillShade="E6"/>
+          </w:tcPr>
+          <w:p>
+            <w:pPr>
+              <w:rPr>
+                <w:b/>
+                <w:bCs/>
+              </w:rPr>
+            </w:pPr>
+          </w:p>
+        </w:tc>
+        <w:tc>
+          <w:tcPr>
+            <w:tcW w:w="1183" w:type="dxa"/>
+            <w:vMerge/>
+            <w:shd w:val="clear" w:color="auto" w:fill="D1D1D1" w:themeFill="background2" w:themeFillShade="E6"/>
+          </w:tcPr>
+          <w:p>
+            <w:pPr>
+              <w:rPr>
+                <w:b/>
+                <w:bCs/>
+              </w:rPr>
+            </w:pPr>
+          </w:p>
+        </w:tc>
+        <w:tc>
+          <w:tcPr>
+            <w:tcW w:w="1207" w:type="dxa"/>
+            <w:vMerge/>
+            <w:shd w:val="clear" w:color="auto" w:fill="D1D1D1" w:themeFill="background2" w:themeFillShade="E6"/>
+          </w:tcPr>
+          <w:p>
+            <w:pPr>
+              <w:rPr>
+                <w:b/>
+                <w:bCs/>
+              </w:rPr>
+            </w:pPr>
+          </w:p>
+        </w:tc>
+        <w:tc>
+          <w:tcPr>
+            <w:tcW w:w="1240" w:type="dxa"/>
+            <w:vMerge/>
+            <w:shd w:val="clear" w:color="auto" w:fill="D1D1D1" w:themeFill="background2" w:themeFillShade="E6"/>
+          </w:tcPr>
+          <w:p>
+            <w:pPr>
+              <w:rPr>
+                <w:b/>
+                <w:bCs/>
+              </w:rPr>
+            </w:pPr>
+          </w:p>
+        </w:tc>
+        <w:tc>
+          <w:tcPr>
+            <w:tcW w:w="1390" w:type="dxa"/>
+            <w:vMerge/>
+            <w:shd w:val="clear" w:color="auto" w:fill="D1D1D1" w:themeFill="background2" w:themeFillShade="E6"/>
+          </w:tcPr>
+          <w:p>
+            <w:pPr>
+              <w:rPr>
+                <w:b/>
+                <w:bCs/>
+              </w:rPr>
+            </w:pPr>
+          </w:p>
+        </w:tc>
+        <w:tc>
+          <w:tcPr>
+            <w:tcW w:w="1390" w:type="dxa"/>
+            <w:vMerge/>
+            <w:shd w:val="clear" w:color="auto" w:fill="D1D1D1" w:themeFill="background2" w:themeFillShade="E6"/>
+          </w:tcPr>
+          <w:p>
+            <w:pPr>
+              <w:rPr>
+                <w:b/>
+                <w:bCs/>
+              </w:rPr>
+            </w:pPr>
+          </w:p>
+        </w:tc>
+        <w:tc>
+          <w:tcPr>
+            <w:tcW w:w="1154" w:type="dxa"/>
+            <w:vMerge/>
+            <w:shd w:val="clear" w:color="auto" w:fill="D1D1D1" w:themeFill="background2" w:themeFillShade="E6"/>
+          </w:tcPr>
+          <w:p>
+            <w:pPr>
+              <w:rPr>
+                <w:b/>
+                <w:bCs/>
+              </w:rPr>
+            </w:pPr>
+          </w:p>
+        </w:tc>
+        <w:tc>
+          <w:tcPr>
+            <w:tcW w:w="1545" w:type="dxa"/>
+            <w:shd w:val="clear" w:color="auto" w:fill="D1D1D1" w:themeFill="background2" w:themeFillShade="E6"/>
+            <w:vAlign w:val="center"/>
+          </w:tcPr>
+          <w:p>
+            <w:pPr>
+              <w:jc w:val="center"/>
+              <w:rPr>
+                <w:b/>
+                <w:bCs/>
+              </w:rPr>
+            </w:pPr>
+            <w:r>
+              <w:rPr>
+                <w:b/>
+                <w:bCs/>
+              </w:rPr>
+              <w:t>Combined</w:t>
+            </w:r>
+          </w:p>
+        </w:tc>
+        <w:tc>
+          <w:tcPr>
+            <w:tcW w:w="2060" w:type="dxa"/>
+            <w:shd w:val="clear" w:color="auto" w:fill="D1D1D1" w:themeFill="background2" w:themeFillShade="E6"/>
+            <w:vAlign w:val="center"/>
+          </w:tcPr>
+          <w:p>
+            <w:pPr>
+              <w:jc w:val="center"/>
+              <w:rPr>
+                <w:b/>
+                <w:bCs/>
+                <w:vertAlign w:val="superscript"/>
+              </w:rPr>
+            </w:pPr>
+            <w:r>
+              <w:rPr>
+                <w:b/>
+                <w:bCs/>
+              </w:rPr>
+              <w:t>MAPE</w:t>
+            </w:r>
+          </w:p>
+        </w:tc>
+      </w:tr>
+      <w:tr>
+        <w:tc>
+          <w:tcPr>
+            <w:tcW w:w="1496" w:type="dxa"/>
+          </w:tcPr>
+          <w:p>
+            <w:r>
+              <w:t>HMT-TSF</w:t>
+            </w:r>
+          </w:p>
+        </w:tc>
+        <w:tc>
+          <w:tcPr>
+            <w:tcW w:w="1283" w:type="dxa"/>
+          </w:tcPr>
+          <w:p/>
+        </w:tc>
+        <w:tc>
+          <w:tcPr>
+            <w:tcW w:w="1183" w:type="dxa"/>
+          </w:tcPr>
+          <w:p/>
+        </w:tc>
+        <w:tc>
+          <w:tcPr>
+            <w:tcW w:w="1207" w:type="dxa"/>
+          </w:tcPr>
+          <w:p/>
+        </w:tc>
+        <w:tc>
+          <w:tcPr>
+            <w:tcW w:w="1240" w:type="dxa"/>
+          </w:tcPr>
+          <w:p/>
+        </w:tc>
+        <w:tc>
+          <w:tcPr>
+            <w:tcW w:w="1390" w:type="dxa"/>
+          </w:tcPr>
+          <w:p/>
+        </w:tc>
+        <w:tc>
+          <w:tcPr>
+            <w:tcW w:w="1390" w:type="dxa"/>
+          </w:tcPr>
+          <w:p/>
+        </w:tc>
+        <w:tc>
+          <w:tcPr>
+            <w:tcW w:w="1154" w:type="dxa"/>
+          </w:tcPr>
+          <w:p/>
+        </w:tc>
+        <w:tc>
+          <w:tcPr>
+            <w:tcW w:w="1545" w:type="dxa"/>
+          </w:tcPr>
+          <w:p/>
+        </w:tc>
+        <w:tc>
+          <w:tcPr>
+            <w:tcW w:w="2060" w:type="dxa"/>
+          </w:tcPr>
+          <w:p/>
+        </w:tc>
+      </w:tr>
+    </w:tbl>
+    <w:p/>
+    <w:tbl>
+      <w:tblPr>
+        <w:tblStyle w:val="TableGrid"/>
+        <w:tblW w:w="0" w:type="auto"/>
+        <w:tblLook w:val="04A0" w:firstRow="1" w:lastRow="0" w:firstColumn="1" w:lastColumn="0" w:noHBand="0" w:noVBand="1"/>
+      </w:tblPr>
+      <w:tblGrid>
+        <w:gridCol w:w="1496"/>
+        <w:gridCol w:w="1283"/>
+        <w:gridCol w:w="1183"/>
+        <w:gridCol w:w="1207"/>
+        <w:gridCol w:w="1240"/>
+        <w:gridCol w:w="1390"/>
+        <w:gridCol w:w="1390"/>
+        <w:gridCol w:w="1154"/>
+        <w:gridCol w:w="1545"/>
+        <w:gridCol w:w="2060"/>
+      </w:tblGrid>
+      <w:tr>
+        <w:tc>
+          <w:tcPr>
+            <w:tcW w:w="13948" w:type="dxa"/>
+            <w:gridSpan w:val="10"/>
+            <w:shd w:val="clear" w:color="auto" w:fill="C1E4F5" w:themeFill="accent1" w:themeFillTint="33"/>
+            <w:vAlign w:val="center"/>
+          </w:tcPr>
+          <w:p>
+            <w:pPr>
+              <w:jc w:val="center"/>
+            </w:pPr>
+            <w:r>
+              <w:t xml:space="preserve">Lookback Window (Days): 28; Forecast Horizon (Days): 7; </w:t>
+            </w:r>
+            <w:r>
+              <w:rPr>
+                <w:b/>
+                <w:bCs/>
+              </w:rPr>
+              <w:t>Include MCO</w:t>
+            </w:r>
+          </w:p>
+        </w:tc>
+      </w:tr>
+      <w:tr>
+        <w:tc>
+          <w:tcPr>
+            <w:tcW w:w="13948" w:type="dxa"/>
+            <w:gridSpan w:val="10"/>
+            <w:shd w:val="clear" w:color="auto" w:fill="DAE9F7" w:themeFill="text2" w:themeFillTint="1A"/>
+            <w:vAlign w:val="center"/>
+          </w:tcPr>
+          <w:p>
+            <w:pPr>
+              <w:jc w:val="center"/>
+            </w:pPr>
+            <w:r>
+              <w:t>Spatio-temporal-based Models</w:t>
+            </w:r>
+          </w:p>
+        </w:tc>
+      </w:tr>
+      <w:tr>
+        <w:tc>
+          <w:tcPr>
+            <w:tcW w:w="1496" w:type="dxa"/>
+            <w:vMerge w:val="restart"/>
+            <w:shd w:val="clear" w:color="auto" w:fill="D1D1D1" w:themeFill="background2" w:themeFillShade="E6"/>
+            <w:vAlign w:val="center"/>
+          </w:tcPr>
+          <w:p>
+            <w:pPr>
+              <w:jc w:val="center"/>
+              <w:rPr>
+                <w:b/>
+                <w:bCs/>
+              </w:rPr>
+            </w:pPr>
+            <w:r>
+              <w:rPr>
+                <w:b/>
+                <w:bCs/>
+              </w:rPr>
+              <w:t>Models</w:t>
+            </w:r>
+          </w:p>
+        </w:tc>
+        <w:tc>
+          <w:tcPr>
+            <w:tcW w:w="1283" w:type="dxa"/>
+            <w:vMerge w:val="restart"/>
+            <w:shd w:val="clear" w:color="auto" w:fill="D1D1D1" w:themeFill="background2" w:themeFillShade="E6"/>
+            <w:vAlign w:val="center"/>
+          </w:tcPr>
+          <w:p>
+            <w:pPr>
+              <w:jc w:val="center"/>
+              <w:rPr>
+                <w:b/>
+                <w:bCs/>
+              </w:rPr>
+            </w:pPr>
+            <w:r>
+              <w:rPr>
+                <w:b/>
+                <w:bCs/>
+              </w:rPr>
+              <w:t>Combined</w:t>
+            </w:r>
+          </w:p>
+        </w:tc>
+        <w:tc>
+          <w:tcPr>
+            <w:tcW w:w="1183" w:type="dxa"/>
+            <w:vMerge w:val="restart"/>
+            <w:shd w:val="clear" w:color="auto" w:fill="D1D1D1" w:themeFill="background2" w:themeFillShade="E6"/>
+            <w:vAlign w:val="center"/>
+          </w:tcPr>
+          <w:p>
+            <w:pPr>
+              <w:jc w:val="center"/>
+              <w:rPr>
+                <w:b/>
+                <w:bCs/>
+              </w:rPr>
+            </w:pPr>
+            <w:r>
+              <w:rPr>
+                <w:b/>
+                <w:bCs/>
+              </w:rPr>
+              <w:t>MAPE</w:t>
+            </w:r>
+          </w:p>
+        </w:tc>
+        <w:tc>
+          <w:tcPr>
+            <w:tcW w:w="1207" w:type="dxa"/>
+            <w:vMerge w:val="restart"/>
+            <w:shd w:val="clear" w:color="auto" w:fill="D1D1D1" w:themeFill="background2" w:themeFillShade="E6"/>
+            <w:vAlign w:val="center"/>
+          </w:tcPr>
+          <w:p>
+            <w:pPr>
+              <w:jc w:val="center"/>
+              <w:rPr>
+                <w:b/>
+                <w:bCs/>
+              </w:rPr>
+            </w:pPr>
+            <w:r>
+              <w:rPr>
+                <w:b/>
+                <w:bCs/>
+              </w:rPr>
+              <w:t>MAE%</w:t>
+            </w:r>
+          </w:p>
+        </w:tc>
+        <w:tc>
+          <w:tcPr>
+            <w:tcW w:w="1240" w:type="dxa"/>
+            <w:vMerge w:val="restart"/>
+            <w:shd w:val="clear" w:color="auto" w:fill="D1D1D1" w:themeFill="background2" w:themeFillShade="E6"/>
+            <w:vAlign w:val="center"/>
+          </w:tcPr>
+          <w:p>
+            <w:pPr>
+              <w:jc w:val="center"/>
+              <w:rPr>
+                <w:b/>
+                <w:bCs/>
+              </w:rPr>
+            </w:pPr>
+            <w:r>
+              <w:rPr>
+                <w:b/>
+                <w:bCs/>
+              </w:rPr>
+              <w:t>RMSE%</w:t>
+            </w:r>
+          </w:p>
+        </w:tc>
+        <w:tc>
+          <w:tcPr>
+            <w:tcW w:w="1390" w:type="dxa"/>
+            <w:vMerge w:val="restart"/>
+            <w:shd w:val="clear" w:color="auto" w:fill="D1D1D1" w:themeFill="background2" w:themeFillShade="E6"/>
+            <w:vAlign w:val="center"/>
+          </w:tcPr>
+          <w:p>
+            <w:pPr>
+              <w:jc w:val="center"/>
+              <w:rPr>
+                <w:b/>
+                <w:bCs/>
+              </w:rPr>
+            </w:pPr>
+            <w:r>
+              <w:rPr>
+                <w:b/>
+                <w:bCs/>
+              </w:rPr>
+              <w:t>MAE (Ridership)</w:t>
+            </w:r>
+          </w:p>
+        </w:tc>
+        <w:tc>
+          <w:tcPr>
+            <w:tcW w:w="1390" w:type="dxa"/>
+            <w:vMerge w:val="restart"/>
+            <w:shd w:val="clear" w:color="auto" w:fill="D1D1D1" w:themeFill="background2" w:themeFillShade="E6"/>
+            <w:vAlign w:val="center"/>
+          </w:tcPr>
+          <w:p>
+            <w:pPr>
+              <w:jc w:val="center"/>
+              <w:rPr>
+                <w:b/>
+                <w:bCs/>
+              </w:rPr>
+            </w:pPr>
+            <w:r>
+              <w:rPr>
+                <w:b/>
+                <w:bCs/>
+              </w:rPr>
+              <w:t>RMSE (Ridership)</w:t>
+            </w:r>
+          </w:p>
+        </w:tc>
+        <w:tc>
+          <w:tcPr>
+            <w:tcW w:w="1154" w:type="dxa"/>
+            <w:vMerge w:val="restart"/>
+            <w:shd w:val="clear" w:color="auto" w:fill="D1D1D1" w:themeFill="background2" w:themeFillShade="E6"/>
+            <w:vAlign w:val="center"/>
+          </w:tcPr>
+          <w:p>
+            <w:pPr>
+              <w:jc w:val="center"/>
+              <w:rPr>
+                <w:b/>
+                <w:bCs/>
+                <w:vertAlign w:val="superscript"/>
+              </w:rPr>
+            </w:pPr>
+            <w:r>
+              <w:rPr>
+                <w:b/>
+                <w:bCs/>
+              </w:rPr>
+              <w:t>R</w:t>
+            </w:r>
+            <w:r>
+              <w:rPr>
+                <w:b/>
+                <w:bCs/>
+                <w:vertAlign w:val="superscript"/>
+              </w:rPr>
+              <w:t>2</w:t>
+            </w:r>
+          </w:p>
+        </w:tc>
+        <w:tc>
+          <w:tcPr>
+            <w:tcW w:w="3605" w:type="dxa"/>
+            <w:gridSpan w:val="2"/>
+            <w:shd w:val="clear" w:color="auto" w:fill="D1D1D1" w:themeFill="background2" w:themeFillShade="E6"/>
+            <w:vAlign w:val="center"/>
+          </w:tcPr>
+          <w:p>
+            <w:pPr>
+              <w:jc w:val="center"/>
+              <w:rPr>
+                <w:b/>
+                <w:bCs/>
+              </w:rPr>
+            </w:pPr>
+            <w:r>
+              <w:rPr>
+                <w:b/>
+                <w:bCs/>
+              </w:rPr>
+              <w:t>Differences to Naïve Persistence</w:t>
+            </w:r>
+          </w:p>
+        </w:tc>
+      </w:tr>
+      <w:tr>
+        <w:tc>
+          <w:tcPr>
+            <w:tcW w:w="1496" w:type="dxa"/>
+            <w:vMerge/>
+            <w:shd w:val="clear" w:color="auto" w:fill="D1D1D1" w:themeFill="background2" w:themeFillShade="E6"/>
+          </w:tcPr>
+          <w:p>
+            <w:pPr>
+              <w:rPr>
+                <w:b/>
+                <w:bCs/>
+              </w:rPr>
+            </w:pPr>
+          </w:p>
+        </w:tc>
+        <w:tc>
+          <w:tcPr>
+            <w:tcW w:w="1283" w:type="dxa"/>
+            <w:vMerge/>
+            <w:shd w:val="clear" w:color="auto" w:fill="D1D1D1" w:themeFill="background2" w:themeFillShade="E6"/>
+          </w:tcPr>
+          <w:p>
+            <w:pPr>
+              <w:rPr>
+                <w:b/>
+                <w:bCs/>
+              </w:rPr>
+            </w:pPr>
+          </w:p>
+        </w:tc>
+        <w:tc>
+          <w:tcPr>
+            <w:tcW w:w="1183" w:type="dxa"/>
+            <w:vMerge/>
+            <w:shd w:val="clear" w:color="auto" w:fill="D1D1D1" w:themeFill="background2" w:themeFillShade="E6"/>
+          </w:tcPr>
+          <w:p>
+            <w:pPr>
+              <w:rPr>
+                <w:b/>
+                <w:bCs/>
+              </w:rPr>
+            </w:pPr>
+          </w:p>
+        </w:tc>
+        <w:tc>
+          <w:tcPr>
+            <w:tcW w:w="1207" w:type="dxa"/>
+            <w:vMerge/>
+            <w:shd w:val="clear" w:color="auto" w:fill="D1D1D1" w:themeFill="background2" w:themeFillShade="E6"/>
+          </w:tcPr>
+          <w:p>
+            <w:pPr>
+              <w:rPr>
+                <w:b/>
+                <w:bCs/>
+              </w:rPr>
+            </w:pPr>
+          </w:p>
+        </w:tc>
+        <w:tc>
+          <w:tcPr>
+            <w:tcW w:w="1240" w:type="dxa"/>
+            <w:vMerge/>
+            <w:shd w:val="clear" w:color="auto" w:fill="D1D1D1" w:themeFill="background2" w:themeFillShade="E6"/>
+          </w:tcPr>
+          <w:p>
+            <w:pPr>
+              <w:rPr>
+                <w:b/>
+                <w:bCs/>
+              </w:rPr>
+            </w:pPr>
+          </w:p>
+        </w:tc>
+        <w:tc>
+          <w:tcPr>
+            <w:tcW w:w="1390" w:type="dxa"/>
+            <w:vMerge/>
+            <w:shd w:val="clear" w:color="auto" w:fill="D1D1D1" w:themeFill="background2" w:themeFillShade="E6"/>
+          </w:tcPr>
+          <w:p>
+            <w:pPr>
+              <w:rPr>
+                <w:b/>
+                <w:bCs/>
+              </w:rPr>
+            </w:pPr>
+          </w:p>
+        </w:tc>
+        <w:tc>
+          <w:tcPr>
+            <w:tcW w:w="1390" w:type="dxa"/>
+            <w:vMerge/>
+            <w:shd w:val="clear" w:color="auto" w:fill="D1D1D1" w:themeFill="background2" w:themeFillShade="E6"/>
+          </w:tcPr>
+          <w:p>
+            <w:pPr>
+              <w:rPr>
+                <w:b/>
+                <w:bCs/>
+              </w:rPr>
+            </w:pPr>
+          </w:p>
+        </w:tc>
+        <w:tc>
+          <w:tcPr>
+            <w:tcW w:w="1154" w:type="dxa"/>
+            <w:vMerge/>
+            <w:shd w:val="clear" w:color="auto" w:fill="D1D1D1" w:themeFill="background2" w:themeFillShade="E6"/>
+          </w:tcPr>
+          <w:p>
+            <w:pPr>
+              <w:rPr>
+                <w:b/>
+                <w:bCs/>
+              </w:rPr>
+            </w:pPr>
+          </w:p>
+        </w:tc>
+        <w:tc>
+          <w:tcPr>
+            <w:tcW w:w="1545" w:type="dxa"/>
+            <w:shd w:val="clear" w:color="auto" w:fill="D1D1D1" w:themeFill="background2" w:themeFillShade="E6"/>
+            <w:vAlign w:val="center"/>
+          </w:tcPr>
+          <w:p>
+            <w:pPr>
+              <w:jc w:val="center"/>
+              <w:rPr>
+                <w:b/>
+                <w:bCs/>
+              </w:rPr>
+            </w:pPr>
+            <w:r>
+              <w:rPr>
+                <w:b/>
+                <w:bCs/>
+              </w:rPr>
+              <w:t>Combined</w:t>
+            </w:r>
+          </w:p>
+        </w:tc>
+        <w:tc>
+          <w:tcPr>
+            <w:tcW w:w="2060" w:type="dxa"/>
+            <w:shd w:val="clear" w:color="auto" w:fill="D1D1D1" w:themeFill="background2" w:themeFillShade="E6"/>
+            <w:vAlign w:val="center"/>
+          </w:tcPr>
+          <w:p>
+            <w:pPr>
+              <w:jc w:val="center"/>
+              <w:rPr>
+                <w:b/>
+                <w:bCs/>
+                <w:vertAlign w:val="superscript"/>
+              </w:rPr>
+            </w:pPr>
+            <w:r>
+              <w:rPr>
+                <w:b/>
+                <w:bCs/>
+              </w:rPr>
+              <w:t>MAPE</w:t>
+            </w:r>
+          </w:p>
+        </w:tc>
+      </w:tr>
+      <w:tr>
+        <w:tc>
+          <w:tcPr>
+            <w:tcW w:w="1496" w:type="dxa"/>
+          </w:tcPr>
+          <w:p>
+            <w:r>
+              <w:t>HMT-TSF</w:t>
+            </w:r>
+          </w:p>
+        </w:tc>
+        <w:tc>
+          <w:tcPr>
+            <w:tcW w:w="1283" w:type="dxa"/>
+          </w:tcPr>
+          <w:p/>
+        </w:tc>
+        <w:tc>
+          <w:tcPr>
+            <w:tcW w:w="1183" w:type="dxa"/>
+          </w:tcPr>
+          <w:p/>
+        </w:tc>
+        <w:tc>
+          <w:tcPr>
+            <w:tcW w:w="1207" w:type="dxa"/>
+          </w:tcPr>
+          <w:p/>
+        </w:tc>
+        <w:tc>
+          <w:tcPr>
+            <w:tcW w:w="1240" w:type="dxa"/>
+          </w:tcPr>
+          <w:p/>
+        </w:tc>
+        <w:tc>
+          <w:tcPr>
+            <w:tcW w:w="1390" w:type="dxa"/>
+          </w:tcPr>
+          <w:p/>
+        </w:tc>
+        <w:tc>
+          <w:tcPr>
+            <w:tcW w:w="1390" w:type="dxa"/>
+          </w:tcPr>
+          <w:p/>
+        </w:tc>
+        <w:tc>
+          <w:tcPr>
+            <w:tcW w:w="1154" w:type="dxa"/>
+          </w:tcPr>
+          <w:p/>
+        </w:tc>
+        <w:tc>
+          <w:tcPr>
+            <w:tcW w:w="1545" w:type="dxa"/>
+          </w:tcPr>
+          <w:p/>
+        </w:tc>
+        <w:tc>
+          <w:tcPr>
+            <w:tcW w:w="2060" w:type="dxa"/>
+          </w:tcPr>
+          <w:p/>
+        </w:tc>
+      </w:tr>
+    </w:tbl>
+    <w:p/>
+    <w:tbl>
+      <w:tblPr>
+        <w:tblStyle w:val="TableGrid"/>
+        <w:tblW w:w="0" w:type="auto"/>
+        <w:tblLook w:val="04A0" w:firstRow="1" w:lastRow="0" w:firstColumn="1" w:lastColumn="0" w:noHBand="0" w:noVBand="1"/>
+      </w:tblPr>
+      <w:tblGrid>
+        <w:gridCol w:w="1496"/>
+        <w:gridCol w:w="1283"/>
+        <w:gridCol w:w="1183"/>
+        <w:gridCol w:w="1207"/>
+        <w:gridCol w:w="1240"/>
+        <w:gridCol w:w="1390"/>
+        <w:gridCol w:w="1390"/>
+        <w:gridCol w:w="1154"/>
+        <w:gridCol w:w="1545"/>
+        <w:gridCol w:w="2060"/>
+      </w:tblGrid>
+      <w:tr>
+        <w:tc>
+          <w:tcPr>
+            <w:tcW w:w="13948" w:type="dxa"/>
+            <w:gridSpan w:val="10"/>
+            <w:shd w:val="clear" w:color="auto" w:fill="C1E4F5" w:themeFill="accent1" w:themeFillTint="33"/>
+            <w:vAlign w:val="center"/>
+          </w:tcPr>
+          <w:p>
+            <w:pPr>
+              <w:jc w:val="center"/>
+            </w:pPr>
+            <w:r>
+              <w:t xml:space="preserve">Lookback Window (Days): 56; Forecast Horizon (Days): 7; </w:t>
+            </w:r>
+            <w:r>
+              <w:rPr>
+                <w:b/>
+                <w:bCs/>
+              </w:rPr>
+              <w:t>Include MCO</w:t>
+            </w:r>
+          </w:p>
+        </w:tc>
+      </w:tr>
+      <w:tr>
+        <w:tc>
+          <w:tcPr>
+            <w:tcW w:w="13948" w:type="dxa"/>
+            <w:gridSpan w:val="10"/>
+            <w:shd w:val="clear" w:color="auto" w:fill="DAE9F7" w:themeFill="text2" w:themeFillTint="1A"/>
+            <w:vAlign w:val="center"/>
+          </w:tcPr>
+          <w:p>
+            <w:pPr>
+              <w:jc w:val="center"/>
+            </w:pPr>
+            <w:r>
+              <w:t>Spatio-temporal-based Models</w:t>
+            </w:r>
+          </w:p>
+        </w:tc>
+      </w:tr>
+      <w:tr>
+        <w:tc>
+          <w:tcPr>
+            <w:tcW w:w="1496" w:type="dxa"/>
+            <w:vMerge w:val="restart"/>
+            <w:shd w:val="clear" w:color="auto" w:fill="D1D1D1" w:themeFill="background2" w:themeFillShade="E6"/>
+            <w:vAlign w:val="center"/>
+          </w:tcPr>
+          <w:p>
+            <w:pPr>
+              <w:jc w:val="center"/>
+              <w:rPr>
+                <w:b/>
+                <w:bCs/>
+              </w:rPr>
+            </w:pPr>
+            <w:r>
+              <w:rPr>
+                <w:b/>
+                <w:bCs/>
+              </w:rPr>
+              <w:t>Models</w:t>
+            </w:r>
+          </w:p>
+        </w:tc>
+        <w:tc>
+          <w:tcPr>
+            <w:tcW w:w="1283" w:type="dxa"/>
+            <w:vMerge w:val="restart"/>
+            <w:shd w:val="clear" w:color="auto" w:fill="D1D1D1" w:themeFill="background2" w:themeFillShade="E6"/>
+            <w:vAlign w:val="center"/>
+          </w:tcPr>
+          <w:p>
+            <w:pPr>
+              <w:jc w:val="center"/>
+              <w:rPr>
+                <w:b/>
+                <w:bCs/>
+              </w:rPr>
+            </w:pPr>
+            <w:r>
+              <w:rPr>
+                <w:b/>
+                <w:bCs/>
+              </w:rPr>
+              <w:t>Combined</w:t>
+            </w:r>
+          </w:p>
+        </w:tc>
+        <w:tc>
+          <w:tcPr>
+            <w:tcW w:w="1183" w:type="dxa"/>
+            <w:vMerge w:val="restart"/>
+            <w:shd w:val="clear" w:color="auto" w:fill="D1D1D1" w:themeFill="background2" w:themeFillShade="E6"/>
+            <w:vAlign w:val="center"/>
+          </w:tcPr>
+          <w:p>
+            <w:pPr>
+              <w:jc w:val="center"/>
+              <w:rPr>
+                <w:b/>
+                <w:bCs/>
+              </w:rPr>
+            </w:pPr>
+            <w:r>
+              <w:rPr>
+                <w:b/>
+                <w:bCs/>
+              </w:rPr>
+              <w:t>MAPE</w:t>
+            </w:r>
+          </w:p>
+        </w:tc>
+        <w:tc>
+          <w:tcPr>
+            <w:tcW w:w="1207" w:type="dxa"/>
+            <w:vMerge w:val="restart"/>
+            <w:shd w:val="clear" w:color="auto" w:fill="D1D1D1" w:themeFill="background2" w:themeFillShade="E6"/>
+            <w:vAlign w:val="center"/>
+          </w:tcPr>
+          <w:p>
+            <w:pPr>
+              <w:jc w:val="center"/>
+              <w:rPr>
+                <w:b/>
+                <w:bCs/>
+              </w:rPr>
+            </w:pPr>
+            <w:r>
+              <w:rPr>
+                <w:b/>
+                <w:bCs/>
+              </w:rPr>
+              <w:t>MAE%</w:t>
+            </w:r>
+          </w:p>
+        </w:tc>
+        <w:tc>
+          <w:tcPr>
+            <w:tcW w:w="1240" w:type="dxa"/>
+            <w:vMerge w:val="restart"/>
+            <w:shd w:val="clear" w:color="auto" w:fill="D1D1D1" w:themeFill="background2" w:themeFillShade="E6"/>
+            <w:vAlign w:val="center"/>
+          </w:tcPr>
+          <w:p>
+            <w:pPr>
+              <w:jc w:val="center"/>
+              <w:rPr>
+                <w:b/>
+                <w:bCs/>
+              </w:rPr>
+            </w:pPr>
+            <w:r>
+              <w:rPr>
+                <w:b/>
+                <w:bCs/>
+              </w:rPr>
+              <w:t>RMSE%</w:t>
+            </w:r>
+          </w:p>
+        </w:tc>
+        <w:tc>
+          <w:tcPr>
+            <w:tcW w:w="1390" w:type="dxa"/>
+            <w:vMerge w:val="restart"/>
+            <w:shd w:val="clear" w:color="auto" w:fill="D1D1D1" w:themeFill="background2" w:themeFillShade="E6"/>
+            <w:vAlign w:val="center"/>
+          </w:tcPr>
+          <w:p>
+            <w:pPr>
+              <w:jc w:val="center"/>
+              <w:rPr>
+                <w:b/>
+                <w:bCs/>
+              </w:rPr>
+            </w:pPr>
+            <w:r>
+              <w:rPr>
+                <w:b/>
+                <w:bCs/>
+              </w:rPr>
+              <w:t>MAE (Ridership)</w:t>
+            </w:r>
+          </w:p>
+        </w:tc>
+        <w:tc>
+          <w:tcPr>
+            <w:tcW w:w="1390" w:type="dxa"/>
+            <w:vMerge w:val="restart"/>
+            <w:shd w:val="clear" w:color="auto" w:fill="D1D1D1" w:themeFill="background2" w:themeFillShade="E6"/>
+            <w:vAlign w:val="center"/>
+          </w:tcPr>
+          <w:p>
+            <w:pPr>
+              <w:jc w:val="center"/>
+              <w:rPr>
+                <w:b/>
+                <w:bCs/>
+              </w:rPr>
+            </w:pPr>
+            <w:r>
+              <w:rPr>
+                <w:b/>
+                <w:bCs/>
+              </w:rPr>
+              <w:t>RMSE (Ridership)</w:t>
+            </w:r>
+          </w:p>
+        </w:tc>
+        <w:tc>
+          <w:tcPr>
+            <w:tcW w:w="1154" w:type="dxa"/>
+            <w:vMerge w:val="restart"/>
+            <w:shd w:val="clear" w:color="auto" w:fill="D1D1D1" w:themeFill="background2" w:themeFillShade="E6"/>
+            <w:vAlign w:val="center"/>
+          </w:tcPr>
+          <w:p>
+            <w:pPr>
+              <w:jc w:val="center"/>
+              <w:rPr>
+                <w:b/>
+                <w:bCs/>
+                <w:vertAlign w:val="superscript"/>
+              </w:rPr>
+            </w:pPr>
+            <w:r>
+              <w:rPr>
+                <w:b/>
+                <w:bCs/>
+              </w:rPr>
+              <w:t>R</w:t>
+            </w:r>
+            <w:r>
+              <w:rPr>
+                <w:b/>
+                <w:bCs/>
+                <w:vertAlign w:val="superscript"/>
+              </w:rPr>
+              <w:t>2</w:t>
+            </w:r>
+          </w:p>
+        </w:tc>
+        <w:tc>
+          <w:tcPr>
+            <w:tcW w:w="3605" w:type="dxa"/>
+            <w:gridSpan w:val="2"/>
+            <w:shd w:val="clear" w:color="auto" w:fill="D1D1D1" w:themeFill="background2" w:themeFillShade="E6"/>
+            <w:vAlign w:val="center"/>
+          </w:tcPr>
+          <w:p>
+            <w:pPr>
+              <w:jc w:val="center"/>
+              <w:rPr>
+                <w:b/>
+                <w:bCs/>
+              </w:rPr>
+            </w:pPr>
+            <w:r>
+              <w:rPr>
+                <w:b/>
+                <w:bCs/>
+              </w:rPr>
+              <w:t>Differences to Naïve Persistence</w:t>
+            </w:r>
+          </w:p>
+        </w:tc>
+      </w:tr>
+      <w:tr>
+        <w:tc>
+          <w:tcPr>
+            <w:tcW w:w="1496" w:type="dxa"/>
+            <w:vMerge/>
+            <w:shd w:val="clear" w:color="auto" w:fill="D1D1D1" w:themeFill="background2" w:themeFillShade="E6"/>
+          </w:tcPr>
+          <w:p>
+            <w:pPr>
+              <w:rPr>
+                <w:b/>
+                <w:bCs/>
+              </w:rPr>
+            </w:pPr>
+          </w:p>
+        </w:tc>
+        <w:tc>
+          <w:tcPr>
+            <w:tcW w:w="1283" w:type="dxa"/>
+            <w:vMerge/>
+            <w:shd w:val="clear" w:color="auto" w:fill="D1D1D1" w:themeFill="background2" w:themeFillShade="E6"/>
+          </w:tcPr>
+          <w:p>
+            <w:pPr>
+              <w:rPr>
+                <w:b/>
+                <w:bCs/>
+              </w:rPr>
+            </w:pPr>
+          </w:p>
+        </w:tc>
+        <w:tc>
+          <w:tcPr>
+            <w:tcW w:w="1183" w:type="dxa"/>
+            <w:vMerge/>
+            <w:shd w:val="clear" w:color="auto" w:fill="D1D1D1" w:themeFill="background2" w:themeFillShade="E6"/>
+          </w:tcPr>
+          <w:p>
+            <w:pPr>
+              <w:rPr>
+                <w:b/>
+                <w:bCs/>
+              </w:rPr>
+            </w:pPr>
+          </w:p>
+        </w:tc>
+        <w:tc>
+          <w:tcPr>
+            <w:tcW w:w="1207" w:type="dxa"/>
+            <w:vMerge/>
+            <w:shd w:val="clear" w:color="auto" w:fill="D1D1D1" w:themeFill="background2" w:themeFillShade="E6"/>
+          </w:tcPr>
+          <w:p>
+            <w:pPr>
+              <w:rPr>
+                <w:b/>
+                <w:bCs/>
+              </w:rPr>
+            </w:pPr>
+          </w:p>
+        </w:tc>
+        <w:tc>
+          <w:tcPr>
+            <w:tcW w:w="1240" w:type="dxa"/>
+            <w:vMerge/>
+            <w:shd w:val="clear" w:color="auto" w:fill="D1D1D1" w:themeFill="background2" w:themeFillShade="E6"/>
+          </w:tcPr>
+          <w:p>
+            <w:pPr>
+              <w:rPr>
+                <w:b/>
+                <w:bCs/>
+              </w:rPr>
+            </w:pPr>
+          </w:p>
+        </w:tc>
+        <w:tc>
+          <w:tcPr>
+            <w:tcW w:w="1390" w:type="dxa"/>
+            <w:vMerge/>
+            <w:shd w:val="clear" w:color="auto" w:fill="D1D1D1" w:themeFill="background2" w:themeFillShade="E6"/>
+          </w:tcPr>
+          <w:p>
+            <w:pPr>
+              <w:rPr>
+                <w:b/>
+                <w:bCs/>
+              </w:rPr>
+            </w:pPr>
+          </w:p>
+        </w:tc>
+        <w:tc>
+          <w:tcPr>
+            <w:tcW w:w="1390" w:type="dxa"/>
+            <w:vMerge/>
+            <w:shd w:val="clear" w:color="auto" w:fill="D1D1D1" w:themeFill="background2" w:themeFillShade="E6"/>
+          </w:tcPr>
+          <w:p>
+            <w:pPr>
+              <w:rPr>
+                <w:b/>
+                <w:bCs/>
+              </w:rPr>
+            </w:pPr>
+          </w:p>
+        </w:tc>
+        <w:tc>
+          <w:tcPr>
+            <w:tcW w:w="1154" w:type="dxa"/>
+            <w:vMerge/>
+            <w:shd w:val="clear" w:color="auto" w:fill="D1D1D1" w:themeFill="background2" w:themeFillShade="E6"/>
+          </w:tcPr>
+          <w:p>
+            <w:pPr>
+              <w:rPr>
+                <w:b/>
+                <w:bCs/>
+              </w:rPr>
+            </w:pPr>
+          </w:p>
+        </w:tc>
+        <w:tc>
+          <w:tcPr>
+            <w:tcW w:w="1545" w:type="dxa"/>
+            <w:shd w:val="clear" w:color="auto" w:fill="D1D1D1" w:themeFill="background2" w:themeFillShade="E6"/>
+            <w:vAlign w:val="center"/>
+          </w:tcPr>
+          <w:p>
+            <w:pPr>
+              <w:jc w:val="center"/>
+              <w:rPr>
+                <w:b/>
+                <w:bCs/>
+              </w:rPr>
+            </w:pPr>
+            <w:r>
+              <w:rPr>
+                <w:b/>
+                <w:bCs/>
+              </w:rPr>
+              <w:t>Combined</w:t>
+            </w:r>
+          </w:p>
+        </w:tc>
+        <w:tc>
+          <w:tcPr>
+            <w:tcW w:w="2060" w:type="dxa"/>
+            <w:shd w:val="clear" w:color="auto" w:fill="D1D1D1" w:themeFill="background2" w:themeFillShade="E6"/>
+            <w:vAlign w:val="center"/>
+          </w:tcPr>
+          <w:p>
+            <w:pPr>
+              <w:jc w:val="center"/>
+              <w:rPr>
+                <w:b/>
+                <w:bCs/>
+                <w:vertAlign w:val="superscript"/>
+              </w:rPr>
+            </w:pPr>
+            <w:r>
+              <w:rPr>
+                <w:b/>
+                <w:bCs/>
+              </w:rPr>
+              <w:t>MAPE</w:t>
+            </w:r>
+          </w:p>
+        </w:tc>
+      </w:tr>
+      <w:tr>
+        <w:tc>
+          <w:tcPr>
+            <w:tcW w:w="1496" w:type="dxa"/>
+          </w:tcPr>
+          <w:p>
+            <w:r>
+              <w:t>HMT-TSF</w:t>
+            </w:r>
+          </w:p>
+        </w:tc>
+        <w:tc>
+          <w:tcPr>
+            <w:tcW w:w="1283" w:type="dxa"/>
+          </w:tcPr>
+          <w:p/>
+        </w:tc>
+        <w:tc>
+          <w:tcPr>
+            <w:tcW w:w="1183" w:type="dxa"/>
+          </w:tcPr>
+          <w:p/>
+        </w:tc>
+        <w:tc>
+          <w:tcPr>
+            <w:tcW w:w="1207" w:type="dxa"/>
+          </w:tcPr>
+          <w:p/>
+        </w:tc>
+        <w:tc>
+          <w:tcPr>
+            <w:tcW w:w="1240" w:type="dxa"/>
+          </w:tcPr>
+          <w:p/>
+        </w:tc>
+        <w:tc>
+          <w:tcPr>
+            <w:tcW w:w="1390" w:type="dxa"/>
+          </w:tcPr>
+          <w:p/>
+        </w:tc>
+        <w:tc>
+          <w:tcPr>
+            <w:tcW w:w="1390" w:type="dxa"/>
+          </w:tcPr>
+          <w:p/>
+        </w:tc>
+        <w:tc>
+          <w:tcPr>
+            <w:tcW w:w="1154" w:type="dxa"/>
+          </w:tcPr>
+          <w:p/>
+        </w:tc>
+        <w:tc>
+          <w:tcPr>
+            <w:tcW w:w="1545" w:type="dxa"/>
+          </w:tcPr>
+          <w:p/>
+        </w:tc>
+        <w:tc>
+          <w:tcPr>
+            <w:tcW w:w="2060" w:type="dxa"/>
+          </w:tcPr>
+          <w:p/>
         </w:tc>
       </w:tr>
     </w:tbl>
@@ -3458,7 +4820,7 @@
             </w:pPr>
             <w:r>
               <w:lastRenderedPageBreak/>
-              <w:t xml:space="preserve">Lookback Window (Days): 14; Forecast Horizon (Days): 7; </w:t>
+              <w:t xml:space="preserve">Lookback Window (Days): 84; Forecast Horizon (Days): 7; </w:t>
             </w:r>
             <w:r>
               <w:rPr>
@@ -3899,1776 +5261,55 @@
           <w:tcPr>
             <w:tcW w:w="1283" w:type="dxa"/>
           </w:tcPr>
-          <w:p>
-            <w:r>
-              <w:t>75.84</w:t>
-            </w:r>
-          </w:p>
+          <w:p/>
         </w:tc>
         <w:tc>
           <w:tcPr>
             <w:tcW w:w="1183" w:type="dxa"/>
           </w:tcPr>
-          <w:p>
-            <w:r>
-              <w:t>7.44</w:t>
-            </w:r>
-          </w:p>
+          <w:p/>
         </w:tc>
         <w:tc>
           <w:tcPr>
             <w:tcW w:w="1207" w:type="dxa"/>
           </w:tcPr>
-          <w:p>
-            <w:r>
-              <w:t>6.59</w:t>
-            </w:r>
-          </w:p>
+          <w:p/>
         </w:tc>
         <w:tc>
           <w:tcPr>
             <w:tcW w:w="1240" w:type="dxa"/>
           </w:tcPr>
-          <w:p>
-            <w:r>
-              <w:t>10.12</w:t>
-            </w:r>
-          </w:p>
+          <w:p/>
         </w:tc>
         <w:tc>
           <w:tcPr>
             <w:tcW w:w="1390" w:type="dxa"/>
           </w:tcPr>
-          <w:p>
-            <w:r>
-              <w:t>81,327</w:t>
-            </w:r>
-          </w:p>
+          <w:p/>
         </w:tc>
         <w:tc>
           <w:tcPr>
             <w:tcW w:w="1390" w:type="dxa"/>
           </w:tcPr>
-          <w:p>
-            <w:r>
-              <w:t>124,776</w:t>
-            </w:r>
-          </w:p>
+          <w:p/>
         </w:tc>
         <w:tc>
           <w:tcPr>
             <w:tcW w:w="1154" w:type="dxa"/>
           </w:tcPr>
-          <w:p>
-            <w:r>
-              <w:t>0.7188</w:t>
-            </w:r>
-          </w:p>
+          <w:p/>
         </w:tc>
         <w:tc>
           <w:tcPr>
             <w:tcW w:w="1545" w:type="dxa"/>
           </w:tcPr>
-          <w:p>
-            <w:r>
-              <w:t>+50.23</w:t>
-            </w:r>
-          </w:p>
+          <w:p/>
         </w:tc>
         <w:tc>
           <w:tcPr>
             <w:tcW w:w="2060" w:type="dxa"/>
           </w:tcPr>
-          <w:p>
-            <w:r>
-              <w:t>+17.21</w:t>
-            </w:r>
-          </w:p>
-        </w:tc>
-      </w:tr>
-    </w:tbl>
-    <w:p/>
-    <w:tbl>
-      <w:tblPr>
-        <w:tblStyle w:val="TableGrid"/>
-        <w:tblW w:w="0" w:type="auto"/>
-        <w:tblLook w:val="04A0" w:firstRow="1" w:lastRow="0" w:firstColumn="1" w:lastColumn="0" w:noHBand="0" w:noVBand="1"/>
-      </w:tblPr>
-      <w:tblGrid>
-        <w:gridCol w:w="1496"/>
-        <w:gridCol w:w="1283"/>
-        <w:gridCol w:w="1183"/>
-        <w:gridCol w:w="1207"/>
-        <w:gridCol w:w="1240"/>
-        <w:gridCol w:w="1390"/>
-        <w:gridCol w:w="1390"/>
-        <w:gridCol w:w="1154"/>
-        <w:gridCol w:w="1545"/>
-        <w:gridCol w:w="2060"/>
-      </w:tblGrid>
-      <w:tr>
-        <w:tc>
-          <w:tcPr>
-            <w:tcW w:w="13948" w:type="dxa"/>
-            <w:gridSpan w:val="10"/>
-            <w:shd w:val="clear" w:color="auto" w:fill="C1E4F5" w:themeFill="accent1" w:themeFillTint="33"/>
-            <w:vAlign w:val="center"/>
-          </w:tcPr>
-          <w:p>
-            <w:pPr>
-              <w:jc w:val="center"/>
-            </w:pPr>
-            <w:r>
-              <w:t xml:space="preserve">Lookback Window (Days): 28; Forecast Horizon (Days): 7; </w:t>
-            </w:r>
-            <w:r>
-              <w:rPr>
-                <w:b/>
-                <w:bCs/>
-              </w:rPr>
-              <w:t>Include MCO</w:t>
-            </w:r>
-          </w:p>
-        </w:tc>
-      </w:tr>
-      <w:tr>
-        <w:tc>
-          <w:tcPr>
-            <w:tcW w:w="13948" w:type="dxa"/>
-            <w:gridSpan w:val="10"/>
-            <w:shd w:val="clear" w:color="auto" w:fill="DAE9F7" w:themeFill="text2" w:themeFillTint="1A"/>
-            <w:vAlign w:val="center"/>
-          </w:tcPr>
-          <w:p>
-            <w:pPr>
-              <w:jc w:val="center"/>
-            </w:pPr>
-            <w:r>
-              <w:t>Spatio-temporal-based Models</w:t>
-            </w:r>
-          </w:p>
-        </w:tc>
-      </w:tr>
-      <w:tr>
-        <w:tc>
-          <w:tcPr>
-            <w:tcW w:w="1496" w:type="dxa"/>
-            <w:vMerge w:val="restart"/>
-            <w:shd w:val="clear" w:color="auto" w:fill="D1D1D1" w:themeFill="background2" w:themeFillShade="E6"/>
-            <w:vAlign w:val="center"/>
-          </w:tcPr>
-          <w:p>
-            <w:pPr>
-              <w:jc w:val="center"/>
-              <w:rPr>
-                <w:b/>
-                <w:bCs/>
-              </w:rPr>
-            </w:pPr>
-            <w:r>
-              <w:rPr>
-                <w:b/>
-                <w:bCs/>
-              </w:rPr>
-              <w:t>Models</w:t>
-            </w:r>
-          </w:p>
-        </w:tc>
-        <w:tc>
-          <w:tcPr>
-            <w:tcW w:w="1283" w:type="dxa"/>
-            <w:vMerge w:val="restart"/>
-            <w:shd w:val="clear" w:color="auto" w:fill="D1D1D1" w:themeFill="background2" w:themeFillShade="E6"/>
-            <w:vAlign w:val="center"/>
-          </w:tcPr>
-          <w:p>
-            <w:pPr>
-              <w:jc w:val="center"/>
-              <w:rPr>
-                <w:b/>
-                <w:bCs/>
-              </w:rPr>
-            </w:pPr>
-            <w:r>
-              <w:rPr>
-                <w:b/>
-                <w:bCs/>
-              </w:rPr>
-              <w:t>Combined</w:t>
-            </w:r>
-          </w:p>
-        </w:tc>
-        <w:tc>
-          <w:tcPr>
-            <w:tcW w:w="1183" w:type="dxa"/>
-            <w:vMerge w:val="restart"/>
-            <w:shd w:val="clear" w:color="auto" w:fill="D1D1D1" w:themeFill="background2" w:themeFillShade="E6"/>
-            <w:vAlign w:val="center"/>
-          </w:tcPr>
-          <w:p>
-            <w:pPr>
-              <w:jc w:val="center"/>
-              <w:rPr>
-                <w:b/>
-                <w:bCs/>
-              </w:rPr>
-            </w:pPr>
-            <w:r>
-              <w:rPr>
-                <w:b/>
-                <w:bCs/>
-              </w:rPr>
-              <w:t>MAPE</w:t>
-            </w:r>
-          </w:p>
-        </w:tc>
-        <w:tc>
-          <w:tcPr>
-            <w:tcW w:w="1207" w:type="dxa"/>
-            <w:vMerge w:val="restart"/>
-            <w:shd w:val="clear" w:color="auto" w:fill="D1D1D1" w:themeFill="background2" w:themeFillShade="E6"/>
-            <w:vAlign w:val="center"/>
-          </w:tcPr>
-          <w:p>
-            <w:pPr>
-              <w:jc w:val="center"/>
-              <w:rPr>
-                <w:b/>
-                <w:bCs/>
-              </w:rPr>
-            </w:pPr>
-            <w:r>
-              <w:rPr>
-                <w:b/>
-                <w:bCs/>
-              </w:rPr>
-              <w:t>MAE%</w:t>
-            </w:r>
-          </w:p>
-        </w:tc>
-        <w:tc>
-          <w:tcPr>
-            <w:tcW w:w="1240" w:type="dxa"/>
-            <w:vMerge w:val="restart"/>
-            <w:shd w:val="clear" w:color="auto" w:fill="D1D1D1" w:themeFill="background2" w:themeFillShade="E6"/>
-            <w:vAlign w:val="center"/>
-          </w:tcPr>
-          <w:p>
-            <w:pPr>
-              <w:jc w:val="center"/>
-              <w:rPr>
-                <w:b/>
-                <w:bCs/>
-              </w:rPr>
-            </w:pPr>
-            <w:r>
-              <w:rPr>
-                <w:b/>
-                <w:bCs/>
-              </w:rPr>
-              <w:t>RMSE%</w:t>
-            </w:r>
-          </w:p>
-        </w:tc>
-        <w:tc>
-          <w:tcPr>
-            <w:tcW w:w="1390" w:type="dxa"/>
-            <w:vMerge w:val="restart"/>
-            <w:shd w:val="clear" w:color="auto" w:fill="D1D1D1" w:themeFill="background2" w:themeFillShade="E6"/>
-            <w:vAlign w:val="center"/>
-          </w:tcPr>
-          <w:p>
-            <w:pPr>
-              <w:jc w:val="center"/>
-              <w:rPr>
-                <w:b/>
-                <w:bCs/>
-              </w:rPr>
-            </w:pPr>
-            <w:r>
-              <w:rPr>
-                <w:b/>
-                <w:bCs/>
-              </w:rPr>
-              <w:t>MAE (Ridership)</w:t>
-            </w:r>
-          </w:p>
-        </w:tc>
-        <w:tc>
-          <w:tcPr>
-            <w:tcW w:w="1390" w:type="dxa"/>
-            <w:vMerge w:val="restart"/>
-            <w:shd w:val="clear" w:color="auto" w:fill="D1D1D1" w:themeFill="background2" w:themeFillShade="E6"/>
-            <w:vAlign w:val="center"/>
-          </w:tcPr>
-          <w:p>
-            <w:pPr>
-              <w:jc w:val="center"/>
-              <w:rPr>
-                <w:b/>
-                <w:bCs/>
-              </w:rPr>
-            </w:pPr>
-            <w:r>
-              <w:rPr>
-                <w:b/>
-                <w:bCs/>
-              </w:rPr>
-              <w:t>RMSE (Ridership)</w:t>
-            </w:r>
-          </w:p>
-        </w:tc>
-        <w:tc>
-          <w:tcPr>
-            <w:tcW w:w="1154" w:type="dxa"/>
-            <w:vMerge w:val="restart"/>
-            <w:shd w:val="clear" w:color="auto" w:fill="D1D1D1" w:themeFill="background2" w:themeFillShade="E6"/>
-            <w:vAlign w:val="center"/>
-          </w:tcPr>
-          <w:p>
-            <w:pPr>
-              <w:jc w:val="center"/>
-              <w:rPr>
-                <w:b/>
-                <w:bCs/>
-                <w:vertAlign w:val="superscript"/>
-              </w:rPr>
-            </w:pPr>
-            <w:r>
-              <w:rPr>
-                <w:b/>
-                <w:bCs/>
-              </w:rPr>
-              <w:t>R</w:t>
-            </w:r>
-            <w:r>
-              <w:rPr>
-                <w:b/>
-                <w:bCs/>
-                <w:vertAlign w:val="superscript"/>
-              </w:rPr>
-              <w:t>2</w:t>
-            </w:r>
-          </w:p>
-        </w:tc>
-        <w:tc>
-          <w:tcPr>
-            <w:tcW w:w="3605" w:type="dxa"/>
-            <w:gridSpan w:val="2"/>
-            <w:shd w:val="clear" w:color="auto" w:fill="D1D1D1" w:themeFill="background2" w:themeFillShade="E6"/>
-            <w:vAlign w:val="center"/>
-          </w:tcPr>
-          <w:p>
-            <w:pPr>
-              <w:jc w:val="center"/>
-              <w:rPr>
-                <w:b/>
-                <w:bCs/>
-              </w:rPr>
-            </w:pPr>
-            <w:r>
-              <w:rPr>
-                <w:b/>
-                <w:bCs/>
-              </w:rPr>
-              <w:t>Differences to Naïve Persistence</w:t>
-            </w:r>
-          </w:p>
-        </w:tc>
-      </w:tr>
-      <w:tr>
-        <w:tc>
-          <w:tcPr>
-            <w:tcW w:w="1496" w:type="dxa"/>
-            <w:vMerge/>
-            <w:shd w:val="clear" w:color="auto" w:fill="D1D1D1" w:themeFill="background2" w:themeFillShade="E6"/>
-          </w:tcPr>
-          <w:p>
-            <w:pPr>
-              <w:rPr>
-                <w:b/>
-                <w:bCs/>
-              </w:rPr>
-            </w:pPr>
-          </w:p>
-        </w:tc>
-        <w:tc>
-          <w:tcPr>
-            <w:tcW w:w="1283" w:type="dxa"/>
-            <w:vMerge/>
-            <w:shd w:val="clear" w:color="auto" w:fill="D1D1D1" w:themeFill="background2" w:themeFillShade="E6"/>
-          </w:tcPr>
-          <w:p>
-            <w:pPr>
-              <w:rPr>
-                <w:b/>
-                <w:bCs/>
-              </w:rPr>
-            </w:pPr>
-          </w:p>
-        </w:tc>
-        <w:tc>
-          <w:tcPr>
-            <w:tcW w:w="1183" w:type="dxa"/>
-            <w:vMerge/>
-            <w:shd w:val="clear" w:color="auto" w:fill="D1D1D1" w:themeFill="background2" w:themeFillShade="E6"/>
-          </w:tcPr>
-          <w:p>
-            <w:pPr>
-              <w:rPr>
-                <w:b/>
-                <w:bCs/>
-              </w:rPr>
-            </w:pPr>
-          </w:p>
-        </w:tc>
-        <w:tc>
-          <w:tcPr>
-            <w:tcW w:w="1207" w:type="dxa"/>
-            <w:vMerge/>
-            <w:shd w:val="clear" w:color="auto" w:fill="D1D1D1" w:themeFill="background2" w:themeFillShade="E6"/>
-          </w:tcPr>
-          <w:p>
-            <w:pPr>
-              <w:rPr>
-                <w:b/>
-                <w:bCs/>
-              </w:rPr>
-            </w:pPr>
-          </w:p>
-        </w:tc>
-        <w:tc>
-          <w:tcPr>
-            <w:tcW w:w="1240" w:type="dxa"/>
-            <w:vMerge/>
-            <w:shd w:val="clear" w:color="auto" w:fill="D1D1D1" w:themeFill="background2" w:themeFillShade="E6"/>
-          </w:tcPr>
-          <w:p>
-            <w:pPr>
-              <w:rPr>
-                <w:b/>
-                <w:bCs/>
-              </w:rPr>
-            </w:pPr>
-          </w:p>
-        </w:tc>
-        <w:tc>
-          <w:tcPr>
-            <w:tcW w:w="1390" w:type="dxa"/>
-            <w:vMerge/>
-            <w:shd w:val="clear" w:color="auto" w:fill="D1D1D1" w:themeFill="background2" w:themeFillShade="E6"/>
-          </w:tcPr>
-          <w:p>
-            <w:pPr>
-              <w:rPr>
-                <w:b/>
-                <w:bCs/>
-              </w:rPr>
-            </w:pPr>
-          </w:p>
-        </w:tc>
-        <w:tc>
-          <w:tcPr>
-            <w:tcW w:w="1390" w:type="dxa"/>
-            <w:vMerge/>
-            <w:shd w:val="clear" w:color="auto" w:fill="D1D1D1" w:themeFill="background2" w:themeFillShade="E6"/>
-          </w:tcPr>
-          <w:p>
-            <w:pPr>
-              <w:rPr>
-                <w:b/>
-                <w:bCs/>
-              </w:rPr>
-            </w:pPr>
-          </w:p>
-        </w:tc>
-        <w:tc>
-          <w:tcPr>
-            <w:tcW w:w="1154" w:type="dxa"/>
-            <w:vMerge/>
-            <w:shd w:val="clear" w:color="auto" w:fill="D1D1D1" w:themeFill="background2" w:themeFillShade="E6"/>
-          </w:tcPr>
-          <w:p>
-            <w:pPr>
-              <w:rPr>
-                <w:b/>
-                <w:bCs/>
-              </w:rPr>
-            </w:pPr>
-          </w:p>
-        </w:tc>
-        <w:tc>
-          <w:tcPr>
-            <w:tcW w:w="1545" w:type="dxa"/>
-            <w:shd w:val="clear" w:color="auto" w:fill="D1D1D1" w:themeFill="background2" w:themeFillShade="E6"/>
-            <w:vAlign w:val="center"/>
-          </w:tcPr>
-          <w:p>
-            <w:pPr>
-              <w:jc w:val="center"/>
-              <w:rPr>
-                <w:b/>
-                <w:bCs/>
-              </w:rPr>
-            </w:pPr>
-            <w:r>
-              <w:rPr>
-                <w:b/>
-                <w:bCs/>
-              </w:rPr>
-              <w:t>Combined</w:t>
-            </w:r>
-          </w:p>
-        </w:tc>
-        <w:tc>
-          <w:tcPr>
-            <w:tcW w:w="2060" w:type="dxa"/>
-            <w:shd w:val="clear" w:color="auto" w:fill="D1D1D1" w:themeFill="background2" w:themeFillShade="E6"/>
-            <w:vAlign w:val="center"/>
-          </w:tcPr>
-          <w:p>
-            <w:pPr>
-              <w:jc w:val="center"/>
-              <w:rPr>
-                <w:b/>
-                <w:bCs/>
-                <w:vertAlign w:val="superscript"/>
-              </w:rPr>
-            </w:pPr>
-            <w:r>
-              <w:rPr>
-                <w:b/>
-                <w:bCs/>
-              </w:rPr>
-              <w:t>MAPE</w:t>
-            </w:r>
-          </w:p>
-        </w:tc>
-      </w:tr>
-      <w:tr>
-        <w:tc>
-          <w:tcPr>
-            <w:tcW w:w="1496" w:type="dxa"/>
-          </w:tcPr>
-          <w:p>
-            <w:r>
-              <w:t>HMT-TSF</w:t>
-            </w:r>
-          </w:p>
-        </w:tc>
-        <w:tc>
-          <w:tcPr>
-            <w:tcW w:w="1283" w:type="dxa"/>
-          </w:tcPr>
-          <w:p>
-            <w:r>
-              <w:t>76.75</w:t>
-            </w:r>
-          </w:p>
-        </w:tc>
-        <w:tc>
-          <w:tcPr>
-            <w:tcW w:w="1183" w:type="dxa"/>
-          </w:tcPr>
-          <w:p>
-            <w:r>
-              <w:t>7.08</w:t>
-            </w:r>
-          </w:p>
-        </w:tc>
-        <w:tc>
-          <w:tcPr>
-            <w:tcW w:w="1207" w:type="dxa"/>
-          </w:tcPr>
-          <w:p>
-            <w:r>
-              <w:t>6.28</w:t>
-            </w:r>
-          </w:p>
-        </w:tc>
-        <w:tc>
-          <w:tcPr>
-            <w:tcW w:w="1240" w:type="dxa"/>
-          </w:tcPr>
-          <w:p>
-            <w:r>
-              <w:t>9.90</w:t>
-            </w:r>
-          </w:p>
-        </w:tc>
-        <w:tc>
-          <w:tcPr>
-            <w:tcW w:w="1390" w:type="dxa"/>
-          </w:tcPr>
-          <w:p>
-            <w:r>
-              <w:t>77,584</w:t>
-            </w:r>
-          </w:p>
-        </w:tc>
-        <w:tc>
-          <w:tcPr>
-            <w:tcW w:w="1390" w:type="dxa"/>
-          </w:tcPr>
-          <w:p>
-            <w:r>
-              <w:t>122,295</w:t>
-            </w:r>
-          </w:p>
-        </w:tc>
-        <w:tc>
-          <w:tcPr>
-            <w:tcW w:w="1154" w:type="dxa"/>
-          </w:tcPr>
-          <w:p>
-            <w:r>
-              <w:t>0.7287</w:t>
-            </w:r>
-          </w:p>
-        </w:tc>
-        <w:tc>
-          <w:tcPr>
-            <w:tcW w:w="1545" w:type="dxa"/>
-          </w:tcPr>
-          <w:p>
-            <w:r>
-              <w:t>+50.97</w:t>
-            </w:r>
-          </w:p>
-        </w:tc>
-        <w:tc>
-          <w:tcPr>
-            <w:tcW w:w="2060" w:type="dxa"/>
-          </w:tcPr>
-          <w:p>
-            <w:r>
-              <w:t>+17.55</w:t>
-            </w:r>
-          </w:p>
-        </w:tc>
-      </w:tr>
-    </w:tbl>
-    <w:p/>
-    <w:tbl>
-      <w:tblPr>
-        <w:tblStyle w:val="TableGrid"/>
-        <w:tblW w:w="0" w:type="auto"/>
-        <w:tblLook w:val="04A0" w:firstRow="1" w:lastRow="0" w:firstColumn="1" w:lastColumn="0" w:noHBand="0" w:noVBand="1"/>
-      </w:tblPr>
-      <w:tblGrid>
-        <w:gridCol w:w="1496"/>
-        <w:gridCol w:w="1283"/>
-        <w:gridCol w:w="1183"/>
-        <w:gridCol w:w="1207"/>
-        <w:gridCol w:w="1240"/>
-        <w:gridCol w:w="1390"/>
-        <w:gridCol w:w="1390"/>
-        <w:gridCol w:w="1154"/>
-        <w:gridCol w:w="1545"/>
-        <w:gridCol w:w="2060"/>
-      </w:tblGrid>
-      <w:tr>
-        <w:tc>
-          <w:tcPr>
-            <w:tcW w:w="13948" w:type="dxa"/>
-            <w:gridSpan w:val="10"/>
-            <w:shd w:val="clear" w:color="auto" w:fill="C1E4F5" w:themeFill="accent1" w:themeFillTint="33"/>
-            <w:vAlign w:val="center"/>
-          </w:tcPr>
-          <w:p>
-            <w:pPr>
-              <w:jc w:val="center"/>
-            </w:pPr>
-            <w:r>
-              <w:t xml:space="preserve">Lookback Window (Days): 56; Forecast Horizon (Days): 7; </w:t>
-            </w:r>
-            <w:r>
-              <w:rPr>
-                <w:b/>
-                <w:bCs/>
-              </w:rPr>
-              <w:t>Include MCO</w:t>
-            </w:r>
-          </w:p>
-        </w:tc>
-      </w:tr>
-      <w:tr>
-        <w:tc>
-          <w:tcPr>
-            <w:tcW w:w="13948" w:type="dxa"/>
-            <w:gridSpan w:val="10"/>
-            <w:shd w:val="clear" w:color="auto" w:fill="DAE9F7" w:themeFill="text2" w:themeFillTint="1A"/>
-            <w:vAlign w:val="center"/>
-          </w:tcPr>
-          <w:p>
-            <w:pPr>
-              <w:jc w:val="center"/>
-            </w:pPr>
-            <w:r>
-              <w:t>Spatio-temporal-based Models</w:t>
-            </w:r>
-          </w:p>
-        </w:tc>
-      </w:tr>
-      <w:tr>
-        <w:tc>
-          <w:tcPr>
-            <w:tcW w:w="1496" w:type="dxa"/>
-            <w:vMerge w:val="restart"/>
-            <w:shd w:val="clear" w:color="auto" w:fill="D1D1D1" w:themeFill="background2" w:themeFillShade="E6"/>
-            <w:vAlign w:val="center"/>
-          </w:tcPr>
-          <w:p>
-            <w:pPr>
-              <w:jc w:val="center"/>
-              <w:rPr>
-                <w:b/>
-                <w:bCs/>
-              </w:rPr>
-            </w:pPr>
-            <w:r>
-              <w:rPr>
-                <w:b/>
-                <w:bCs/>
-              </w:rPr>
-              <w:t>Models</w:t>
-            </w:r>
-          </w:p>
-        </w:tc>
-        <w:tc>
-          <w:tcPr>
-            <w:tcW w:w="1283" w:type="dxa"/>
-            <w:vMerge w:val="restart"/>
-            <w:shd w:val="clear" w:color="auto" w:fill="D1D1D1" w:themeFill="background2" w:themeFillShade="E6"/>
-            <w:vAlign w:val="center"/>
-          </w:tcPr>
-          <w:p>
-            <w:pPr>
-              <w:jc w:val="center"/>
-              <w:rPr>
-                <w:b/>
-                <w:bCs/>
-              </w:rPr>
-            </w:pPr>
-            <w:r>
-              <w:rPr>
-                <w:b/>
-                <w:bCs/>
-              </w:rPr>
-              <w:t>Combined</w:t>
-            </w:r>
-          </w:p>
-        </w:tc>
-        <w:tc>
-          <w:tcPr>
-            <w:tcW w:w="1183" w:type="dxa"/>
-            <w:vMerge w:val="restart"/>
-            <w:shd w:val="clear" w:color="auto" w:fill="D1D1D1" w:themeFill="background2" w:themeFillShade="E6"/>
-            <w:vAlign w:val="center"/>
-          </w:tcPr>
-          <w:p>
-            <w:pPr>
-              <w:jc w:val="center"/>
-              <w:rPr>
-                <w:b/>
-                <w:bCs/>
-              </w:rPr>
-            </w:pPr>
-            <w:r>
-              <w:rPr>
-                <w:b/>
-                <w:bCs/>
-              </w:rPr>
-              <w:t>MAPE</w:t>
-            </w:r>
-          </w:p>
-        </w:tc>
-        <w:tc>
-          <w:tcPr>
-            <w:tcW w:w="1207" w:type="dxa"/>
-            <w:vMerge w:val="restart"/>
-            <w:shd w:val="clear" w:color="auto" w:fill="D1D1D1" w:themeFill="background2" w:themeFillShade="E6"/>
-            <w:vAlign w:val="center"/>
-          </w:tcPr>
-          <w:p>
-            <w:pPr>
-              <w:jc w:val="center"/>
-              <w:rPr>
-                <w:b/>
-                <w:bCs/>
-              </w:rPr>
-            </w:pPr>
-            <w:r>
-              <w:rPr>
-                <w:b/>
-                <w:bCs/>
-              </w:rPr>
-              <w:t>MAE%</w:t>
-            </w:r>
-          </w:p>
-        </w:tc>
-        <w:tc>
-          <w:tcPr>
-            <w:tcW w:w="1240" w:type="dxa"/>
-            <w:vMerge w:val="restart"/>
-            <w:shd w:val="clear" w:color="auto" w:fill="D1D1D1" w:themeFill="background2" w:themeFillShade="E6"/>
-            <w:vAlign w:val="center"/>
-          </w:tcPr>
-          <w:p>
-            <w:pPr>
-              <w:jc w:val="center"/>
-              <w:rPr>
-                <w:b/>
-                <w:bCs/>
-              </w:rPr>
-            </w:pPr>
-            <w:r>
-              <w:rPr>
-                <w:b/>
-                <w:bCs/>
-              </w:rPr>
-              <w:t>RMSE%</w:t>
-            </w:r>
-          </w:p>
-        </w:tc>
-        <w:tc>
-          <w:tcPr>
-            <w:tcW w:w="1390" w:type="dxa"/>
-            <w:vMerge w:val="restart"/>
-            <w:shd w:val="clear" w:color="auto" w:fill="D1D1D1" w:themeFill="background2" w:themeFillShade="E6"/>
-            <w:vAlign w:val="center"/>
-          </w:tcPr>
-          <w:p>
-            <w:pPr>
-              <w:jc w:val="center"/>
-              <w:rPr>
-                <w:b/>
-                <w:bCs/>
-              </w:rPr>
-            </w:pPr>
-            <w:r>
-              <w:rPr>
-                <w:b/>
-                <w:bCs/>
-              </w:rPr>
-              <w:t>MAE (Ridership)</w:t>
-            </w:r>
-          </w:p>
-        </w:tc>
-        <w:tc>
-          <w:tcPr>
-            <w:tcW w:w="1390" w:type="dxa"/>
-            <w:vMerge w:val="restart"/>
-            <w:shd w:val="clear" w:color="auto" w:fill="D1D1D1" w:themeFill="background2" w:themeFillShade="E6"/>
-            <w:vAlign w:val="center"/>
-          </w:tcPr>
-          <w:p>
-            <w:pPr>
-              <w:jc w:val="center"/>
-              <w:rPr>
-                <w:b/>
-                <w:bCs/>
-              </w:rPr>
-            </w:pPr>
-            <w:r>
-              <w:rPr>
-                <w:b/>
-                <w:bCs/>
-              </w:rPr>
-              <w:t>RMSE (Ridership)</w:t>
-            </w:r>
-          </w:p>
-        </w:tc>
-        <w:tc>
-          <w:tcPr>
-            <w:tcW w:w="1154" w:type="dxa"/>
-            <w:vMerge w:val="restart"/>
-            <w:shd w:val="clear" w:color="auto" w:fill="D1D1D1" w:themeFill="background2" w:themeFillShade="E6"/>
-            <w:vAlign w:val="center"/>
-          </w:tcPr>
-          <w:p>
-            <w:pPr>
-              <w:jc w:val="center"/>
-              <w:rPr>
-                <w:b/>
-                <w:bCs/>
-                <w:vertAlign w:val="superscript"/>
-              </w:rPr>
-            </w:pPr>
-            <w:r>
-              <w:rPr>
-                <w:b/>
-                <w:bCs/>
-              </w:rPr>
-              <w:t>R</w:t>
-            </w:r>
-            <w:r>
-              <w:rPr>
-                <w:b/>
-                <w:bCs/>
-                <w:vertAlign w:val="superscript"/>
-              </w:rPr>
-              <w:t>2</w:t>
-            </w:r>
-          </w:p>
-        </w:tc>
-        <w:tc>
-          <w:tcPr>
-            <w:tcW w:w="3605" w:type="dxa"/>
-            <w:gridSpan w:val="2"/>
-            <w:shd w:val="clear" w:color="auto" w:fill="D1D1D1" w:themeFill="background2" w:themeFillShade="E6"/>
-            <w:vAlign w:val="center"/>
-          </w:tcPr>
-          <w:p>
-            <w:pPr>
-              <w:jc w:val="center"/>
-              <w:rPr>
-                <w:b/>
-                <w:bCs/>
-              </w:rPr>
-            </w:pPr>
-            <w:r>
-              <w:rPr>
-                <w:b/>
-                <w:bCs/>
-              </w:rPr>
-              <w:t>Differences to Naïve Persistence</w:t>
-            </w:r>
-          </w:p>
-        </w:tc>
-      </w:tr>
-      <w:tr>
-        <w:tc>
-          <w:tcPr>
-            <w:tcW w:w="1496" w:type="dxa"/>
-            <w:vMerge/>
-            <w:shd w:val="clear" w:color="auto" w:fill="D1D1D1" w:themeFill="background2" w:themeFillShade="E6"/>
-          </w:tcPr>
-          <w:p>
-            <w:pPr>
-              <w:rPr>
-                <w:b/>
-                <w:bCs/>
-              </w:rPr>
-            </w:pPr>
-          </w:p>
-        </w:tc>
-        <w:tc>
-          <w:tcPr>
-            <w:tcW w:w="1283" w:type="dxa"/>
-            <w:vMerge/>
-            <w:shd w:val="clear" w:color="auto" w:fill="D1D1D1" w:themeFill="background2" w:themeFillShade="E6"/>
-          </w:tcPr>
-          <w:p>
-            <w:pPr>
-              <w:rPr>
-                <w:b/>
-                <w:bCs/>
-              </w:rPr>
-            </w:pPr>
-          </w:p>
-        </w:tc>
-        <w:tc>
-          <w:tcPr>
-            <w:tcW w:w="1183" w:type="dxa"/>
-            <w:vMerge/>
-            <w:shd w:val="clear" w:color="auto" w:fill="D1D1D1" w:themeFill="background2" w:themeFillShade="E6"/>
-          </w:tcPr>
-          <w:p>
-            <w:pPr>
-              <w:rPr>
-                <w:b/>
-                <w:bCs/>
-              </w:rPr>
-            </w:pPr>
-          </w:p>
-        </w:tc>
-        <w:tc>
-          <w:tcPr>
-            <w:tcW w:w="1207" w:type="dxa"/>
-            <w:vMerge/>
-            <w:shd w:val="clear" w:color="auto" w:fill="D1D1D1" w:themeFill="background2" w:themeFillShade="E6"/>
-          </w:tcPr>
-          <w:p>
-            <w:pPr>
-              <w:rPr>
-                <w:b/>
-                <w:bCs/>
-              </w:rPr>
-            </w:pPr>
-          </w:p>
-        </w:tc>
-        <w:tc>
-          <w:tcPr>
-            <w:tcW w:w="1240" w:type="dxa"/>
-            <w:vMerge/>
-            <w:shd w:val="clear" w:color="auto" w:fill="D1D1D1" w:themeFill="background2" w:themeFillShade="E6"/>
-          </w:tcPr>
-          <w:p>
-            <w:pPr>
-              <w:rPr>
-                <w:b/>
-                <w:bCs/>
-              </w:rPr>
-            </w:pPr>
-          </w:p>
-        </w:tc>
-        <w:tc>
-          <w:tcPr>
-            <w:tcW w:w="1390" w:type="dxa"/>
-            <w:vMerge/>
-            <w:shd w:val="clear" w:color="auto" w:fill="D1D1D1" w:themeFill="background2" w:themeFillShade="E6"/>
-          </w:tcPr>
-          <w:p>
-            <w:pPr>
-              <w:rPr>
-                <w:b/>
-                <w:bCs/>
-              </w:rPr>
-            </w:pPr>
-          </w:p>
-        </w:tc>
-        <w:tc>
-          <w:tcPr>
-            <w:tcW w:w="1390" w:type="dxa"/>
-            <w:vMerge/>
-            <w:shd w:val="clear" w:color="auto" w:fill="D1D1D1" w:themeFill="background2" w:themeFillShade="E6"/>
-          </w:tcPr>
-          <w:p>
-            <w:pPr>
-              <w:rPr>
-                <w:b/>
-                <w:bCs/>
-              </w:rPr>
-            </w:pPr>
-          </w:p>
-        </w:tc>
-        <w:tc>
-          <w:tcPr>
-            <w:tcW w:w="1154" w:type="dxa"/>
-            <w:vMerge/>
-            <w:shd w:val="clear" w:color="auto" w:fill="D1D1D1" w:themeFill="background2" w:themeFillShade="E6"/>
-          </w:tcPr>
-          <w:p>
-            <w:pPr>
-              <w:rPr>
-                <w:b/>
-                <w:bCs/>
-              </w:rPr>
-            </w:pPr>
-          </w:p>
-        </w:tc>
-        <w:tc>
-          <w:tcPr>
-            <w:tcW w:w="1545" w:type="dxa"/>
-            <w:shd w:val="clear" w:color="auto" w:fill="D1D1D1" w:themeFill="background2" w:themeFillShade="E6"/>
-            <w:vAlign w:val="center"/>
-          </w:tcPr>
-          <w:p>
-            <w:pPr>
-              <w:jc w:val="center"/>
-              <w:rPr>
-                <w:b/>
-                <w:bCs/>
-              </w:rPr>
-            </w:pPr>
-            <w:r>
-              <w:rPr>
-                <w:b/>
-                <w:bCs/>
-              </w:rPr>
-              <w:t>Combined</w:t>
-            </w:r>
-          </w:p>
-        </w:tc>
-        <w:tc>
-          <w:tcPr>
-            <w:tcW w:w="2060" w:type="dxa"/>
-            <w:shd w:val="clear" w:color="auto" w:fill="D1D1D1" w:themeFill="background2" w:themeFillShade="E6"/>
-            <w:vAlign w:val="center"/>
-          </w:tcPr>
-          <w:p>
-            <w:pPr>
-              <w:jc w:val="center"/>
-              <w:rPr>
-                <w:b/>
-                <w:bCs/>
-                <w:vertAlign w:val="superscript"/>
-              </w:rPr>
-            </w:pPr>
-            <w:r>
-              <w:rPr>
-                <w:b/>
-                <w:bCs/>
-              </w:rPr>
-              <w:t>MAPE</w:t>
-            </w:r>
-          </w:p>
-        </w:tc>
-      </w:tr>
-      <w:tr>
-        <w:tc>
-          <w:tcPr>
-            <w:tcW w:w="1496" w:type="dxa"/>
-          </w:tcPr>
-          <w:p>
-            <w:r>
-              <w:t>HMT-TSF</w:t>
-            </w:r>
-          </w:p>
-        </w:tc>
-        <w:tc>
-          <w:tcPr>
-            <w:tcW w:w="1283" w:type="dxa"/>
-          </w:tcPr>
-          <w:p>
-            <w:r>
-              <w:t>76.47</w:t>
-            </w:r>
-          </w:p>
-        </w:tc>
-        <w:tc>
-          <w:tcPr>
-            <w:tcW w:w="1183" w:type="dxa"/>
-          </w:tcPr>
-          <w:p>
-            <w:r>
-              <w:t>7.20</w:t>
-            </w:r>
-          </w:p>
-        </w:tc>
-        <w:tc>
-          <w:tcPr>
-            <w:tcW w:w="1207" w:type="dxa"/>
-          </w:tcPr>
-          <w:p>
-            <w:r>
-              <w:t>6.34</w:t>
-            </w:r>
-          </w:p>
-        </w:tc>
-        <w:tc>
-          <w:tcPr>
-            <w:tcW w:w="1240" w:type="dxa"/>
-          </w:tcPr>
-          <w:p>
-            <w:r>
-              <w:t>9.98</w:t>
-            </w:r>
-          </w:p>
-        </w:tc>
-        <w:tc>
-          <w:tcPr>
-            <w:tcW w:w="1390" w:type="dxa"/>
-          </w:tcPr>
-          <w:p>
-            <w:r>
-              <w:t>78,685</w:t>
-            </w:r>
-          </w:p>
-        </w:tc>
-        <w:tc>
-          <w:tcPr>
-            <w:tcW w:w="1390" w:type="dxa"/>
-          </w:tcPr>
-          <w:p>
-            <w:r>
-              <w:t>123,890</w:t>
-            </w:r>
-          </w:p>
-        </w:tc>
-        <w:tc>
-          <w:tcPr>
-            <w:tcW w:w="1154" w:type="dxa"/>
-          </w:tcPr>
-          <w:p>
-            <w:r>
-              <w:t>0.7234</w:t>
-            </w:r>
-          </w:p>
-        </w:tc>
-        <w:tc>
-          <w:tcPr>
-            <w:tcW w:w="1545" w:type="dxa"/>
-          </w:tcPr>
-          <w:p>
-            <w:r>
-              <w:t>+50.86</w:t>
-            </w:r>
-          </w:p>
-        </w:tc>
-        <w:tc>
-          <w:tcPr>
-            <w:tcW w:w="2060" w:type="dxa"/>
-          </w:tcPr>
-          <w:p>
-            <w:r>
-              <w:t>+17.50</w:t>
-            </w:r>
-          </w:p>
-        </w:tc>
-      </w:tr>
-    </w:tbl>
-    <w:p/>
-    <w:p/>
-    <w:tbl>
-      <w:tblPr>
-        <w:tblStyle w:val="TableGrid"/>
-        <w:tblW w:w="0" w:type="auto"/>
-        <w:tblLook w:val="04A0" w:firstRow="1" w:lastRow="0" w:firstColumn="1" w:lastColumn="0" w:noHBand="0" w:noVBand="1"/>
-      </w:tblPr>
-      <w:tblGrid>
-        <w:gridCol w:w="1496"/>
-        <w:gridCol w:w="1283"/>
-        <w:gridCol w:w="1183"/>
-        <w:gridCol w:w="1207"/>
-        <w:gridCol w:w="1240"/>
-        <w:gridCol w:w="1390"/>
-        <w:gridCol w:w="1390"/>
-        <w:gridCol w:w="1154"/>
-        <w:gridCol w:w="1545"/>
-        <w:gridCol w:w="2060"/>
-      </w:tblGrid>
-      <w:tr>
-        <w:tc>
-          <w:tcPr>
-            <w:tcW w:w="13948" w:type="dxa"/>
-            <w:gridSpan w:val="10"/>
-            <w:shd w:val="clear" w:color="auto" w:fill="C1E4F5" w:themeFill="accent1" w:themeFillTint="33"/>
-            <w:vAlign w:val="center"/>
-          </w:tcPr>
-          <w:p>
-            <w:pPr>
-              <w:jc w:val="center"/>
-            </w:pPr>
-            <w:r>
-              <w:lastRenderedPageBreak/>
-              <w:t xml:space="preserve">Lookback Window (Days): 84; Forecast Horizon (Days): 7; </w:t>
-            </w:r>
-            <w:r>
-              <w:rPr>
-                <w:b/>
-                <w:bCs/>
-              </w:rPr>
-              <w:t>Include MCO</w:t>
-            </w:r>
-          </w:p>
-        </w:tc>
-      </w:tr>
-      <w:tr>
-        <w:tc>
-          <w:tcPr>
-            <w:tcW w:w="13948" w:type="dxa"/>
-            <w:gridSpan w:val="10"/>
-            <w:shd w:val="clear" w:color="auto" w:fill="DAE9F7" w:themeFill="text2" w:themeFillTint="1A"/>
-            <w:vAlign w:val="center"/>
-          </w:tcPr>
-          <w:p>
-            <w:pPr>
-              <w:jc w:val="center"/>
-            </w:pPr>
-            <w:r>
-              <w:t>Spatio-temporal-based Models</w:t>
-            </w:r>
-          </w:p>
-        </w:tc>
-      </w:tr>
-      <w:tr>
-        <w:tc>
-          <w:tcPr>
-            <w:tcW w:w="1496" w:type="dxa"/>
-            <w:vMerge w:val="restart"/>
-            <w:shd w:val="clear" w:color="auto" w:fill="D1D1D1" w:themeFill="background2" w:themeFillShade="E6"/>
-            <w:vAlign w:val="center"/>
-          </w:tcPr>
-          <w:p>
-            <w:pPr>
-              <w:jc w:val="center"/>
-              <w:rPr>
-                <w:b/>
-                <w:bCs/>
-              </w:rPr>
-            </w:pPr>
-            <w:r>
-              <w:rPr>
-                <w:b/>
-                <w:bCs/>
-              </w:rPr>
-              <w:t>Models</w:t>
-            </w:r>
-          </w:p>
-        </w:tc>
-        <w:tc>
-          <w:tcPr>
-            <w:tcW w:w="1283" w:type="dxa"/>
-            <w:vMerge w:val="restart"/>
-            <w:shd w:val="clear" w:color="auto" w:fill="D1D1D1" w:themeFill="background2" w:themeFillShade="E6"/>
-            <w:vAlign w:val="center"/>
-          </w:tcPr>
-          <w:p>
-            <w:pPr>
-              <w:jc w:val="center"/>
-              <w:rPr>
-                <w:b/>
-                <w:bCs/>
-              </w:rPr>
-            </w:pPr>
-            <w:r>
-              <w:rPr>
-                <w:b/>
-                <w:bCs/>
-              </w:rPr>
-              <w:t>Combined</w:t>
-            </w:r>
-          </w:p>
-        </w:tc>
-        <w:tc>
-          <w:tcPr>
-            <w:tcW w:w="1183" w:type="dxa"/>
-            <w:vMerge w:val="restart"/>
-            <w:shd w:val="clear" w:color="auto" w:fill="D1D1D1" w:themeFill="background2" w:themeFillShade="E6"/>
-            <w:vAlign w:val="center"/>
-          </w:tcPr>
-          <w:p>
-            <w:pPr>
-              <w:jc w:val="center"/>
-              <w:rPr>
-                <w:b/>
-                <w:bCs/>
-              </w:rPr>
-            </w:pPr>
-            <w:r>
-              <w:rPr>
-                <w:b/>
-                <w:bCs/>
-              </w:rPr>
-              <w:t>MAPE</w:t>
-            </w:r>
-          </w:p>
-        </w:tc>
-        <w:tc>
-          <w:tcPr>
-            <w:tcW w:w="1207" w:type="dxa"/>
-            <w:vMerge w:val="restart"/>
-            <w:shd w:val="clear" w:color="auto" w:fill="D1D1D1" w:themeFill="background2" w:themeFillShade="E6"/>
-            <w:vAlign w:val="center"/>
-          </w:tcPr>
-          <w:p>
-            <w:pPr>
-              <w:jc w:val="center"/>
-              <w:rPr>
-                <w:b/>
-                <w:bCs/>
-              </w:rPr>
-            </w:pPr>
-            <w:r>
-              <w:rPr>
-                <w:b/>
-                <w:bCs/>
-              </w:rPr>
-              <w:t>MAE%</w:t>
-            </w:r>
-          </w:p>
-        </w:tc>
-        <w:tc>
-          <w:tcPr>
-            <w:tcW w:w="1240" w:type="dxa"/>
-            <w:vMerge w:val="restart"/>
-            <w:shd w:val="clear" w:color="auto" w:fill="D1D1D1" w:themeFill="background2" w:themeFillShade="E6"/>
-            <w:vAlign w:val="center"/>
-          </w:tcPr>
-          <w:p>
-            <w:pPr>
-              <w:jc w:val="center"/>
-              <w:rPr>
-                <w:b/>
-                <w:bCs/>
-              </w:rPr>
-            </w:pPr>
-            <w:r>
-              <w:rPr>
-                <w:b/>
-                <w:bCs/>
-              </w:rPr>
-              <w:t>RMSE%</w:t>
-            </w:r>
-          </w:p>
-        </w:tc>
-        <w:tc>
-          <w:tcPr>
-            <w:tcW w:w="1390" w:type="dxa"/>
-            <w:vMerge w:val="restart"/>
-            <w:shd w:val="clear" w:color="auto" w:fill="D1D1D1" w:themeFill="background2" w:themeFillShade="E6"/>
-            <w:vAlign w:val="center"/>
-          </w:tcPr>
-          <w:p>
-            <w:pPr>
-              <w:jc w:val="center"/>
-              <w:rPr>
-                <w:b/>
-                <w:bCs/>
-              </w:rPr>
-            </w:pPr>
-            <w:r>
-              <w:rPr>
-                <w:b/>
-                <w:bCs/>
-              </w:rPr>
-              <w:t>MAE (Ridership)</w:t>
-            </w:r>
-          </w:p>
-        </w:tc>
-        <w:tc>
-          <w:tcPr>
-            <w:tcW w:w="1390" w:type="dxa"/>
-            <w:vMerge w:val="restart"/>
-            <w:shd w:val="clear" w:color="auto" w:fill="D1D1D1" w:themeFill="background2" w:themeFillShade="E6"/>
-            <w:vAlign w:val="center"/>
-          </w:tcPr>
-          <w:p>
-            <w:pPr>
-              <w:jc w:val="center"/>
-              <w:rPr>
-                <w:b/>
-                <w:bCs/>
-              </w:rPr>
-            </w:pPr>
-            <w:r>
-              <w:rPr>
-                <w:b/>
-                <w:bCs/>
-              </w:rPr>
-              <w:t>RMSE (Ridership)</w:t>
-            </w:r>
-          </w:p>
-        </w:tc>
-        <w:tc>
-          <w:tcPr>
-            <w:tcW w:w="1154" w:type="dxa"/>
-            <w:vMerge w:val="restart"/>
-            <w:shd w:val="clear" w:color="auto" w:fill="D1D1D1" w:themeFill="background2" w:themeFillShade="E6"/>
-            <w:vAlign w:val="center"/>
-          </w:tcPr>
-          <w:p>
-            <w:pPr>
-              <w:jc w:val="center"/>
-              <w:rPr>
-                <w:b/>
-                <w:bCs/>
-                <w:vertAlign w:val="superscript"/>
-              </w:rPr>
-            </w:pPr>
-            <w:r>
-              <w:rPr>
-                <w:b/>
-                <w:bCs/>
-              </w:rPr>
-              <w:t>R</w:t>
-            </w:r>
-            <w:r>
-              <w:rPr>
-                <w:b/>
-                <w:bCs/>
-                <w:vertAlign w:val="superscript"/>
-              </w:rPr>
-              <w:t>2</w:t>
-            </w:r>
-          </w:p>
-        </w:tc>
-        <w:tc>
-          <w:tcPr>
-            <w:tcW w:w="3605" w:type="dxa"/>
-            <w:gridSpan w:val="2"/>
-            <w:shd w:val="clear" w:color="auto" w:fill="D1D1D1" w:themeFill="background2" w:themeFillShade="E6"/>
-            <w:vAlign w:val="center"/>
-          </w:tcPr>
-          <w:p>
-            <w:pPr>
-              <w:jc w:val="center"/>
-              <w:rPr>
-                <w:b/>
-                <w:bCs/>
-              </w:rPr>
-            </w:pPr>
-            <w:r>
-              <w:rPr>
-                <w:b/>
-                <w:bCs/>
-              </w:rPr>
-              <w:t>Differences to Naïve Persistence</w:t>
-            </w:r>
-          </w:p>
-        </w:tc>
-      </w:tr>
-      <w:tr>
-        <w:tc>
-          <w:tcPr>
-            <w:tcW w:w="1496" w:type="dxa"/>
-            <w:vMerge/>
-            <w:shd w:val="clear" w:color="auto" w:fill="D1D1D1" w:themeFill="background2" w:themeFillShade="E6"/>
-          </w:tcPr>
-          <w:p>
-            <w:pPr>
-              <w:rPr>
-                <w:b/>
-                <w:bCs/>
-              </w:rPr>
-            </w:pPr>
-          </w:p>
-        </w:tc>
-        <w:tc>
-          <w:tcPr>
-            <w:tcW w:w="1283" w:type="dxa"/>
-            <w:vMerge/>
-            <w:shd w:val="clear" w:color="auto" w:fill="D1D1D1" w:themeFill="background2" w:themeFillShade="E6"/>
-          </w:tcPr>
-          <w:p>
-            <w:pPr>
-              <w:rPr>
-                <w:b/>
-                <w:bCs/>
-              </w:rPr>
-            </w:pPr>
-          </w:p>
-        </w:tc>
-        <w:tc>
-          <w:tcPr>
-            <w:tcW w:w="1183" w:type="dxa"/>
-            <w:vMerge/>
-            <w:shd w:val="clear" w:color="auto" w:fill="D1D1D1" w:themeFill="background2" w:themeFillShade="E6"/>
-          </w:tcPr>
-          <w:p>
-            <w:pPr>
-              <w:rPr>
-                <w:b/>
-                <w:bCs/>
-              </w:rPr>
-            </w:pPr>
-          </w:p>
-        </w:tc>
-        <w:tc>
-          <w:tcPr>
-            <w:tcW w:w="1207" w:type="dxa"/>
-            <w:vMerge/>
-            <w:shd w:val="clear" w:color="auto" w:fill="D1D1D1" w:themeFill="background2" w:themeFillShade="E6"/>
-          </w:tcPr>
-          <w:p>
-            <w:pPr>
-              <w:rPr>
-                <w:b/>
-                <w:bCs/>
-              </w:rPr>
-            </w:pPr>
-          </w:p>
-        </w:tc>
-        <w:tc>
-          <w:tcPr>
-            <w:tcW w:w="1240" w:type="dxa"/>
-            <w:vMerge/>
-            <w:shd w:val="clear" w:color="auto" w:fill="D1D1D1" w:themeFill="background2" w:themeFillShade="E6"/>
-          </w:tcPr>
-          <w:p>
-            <w:pPr>
-              <w:rPr>
-                <w:b/>
-                <w:bCs/>
-              </w:rPr>
-            </w:pPr>
-          </w:p>
-        </w:tc>
-        <w:tc>
-          <w:tcPr>
-            <w:tcW w:w="1390" w:type="dxa"/>
-            <w:vMerge/>
-            <w:shd w:val="clear" w:color="auto" w:fill="D1D1D1" w:themeFill="background2" w:themeFillShade="E6"/>
-          </w:tcPr>
-          <w:p>
-            <w:pPr>
-              <w:rPr>
-                <w:b/>
-                <w:bCs/>
-              </w:rPr>
-            </w:pPr>
-          </w:p>
-        </w:tc>
-        <w:tc>
-          <w:tcPr>
-            <w:tcW w:w="1390" w:type="dxa"/>
-            <w:vMerge/>
-            <w:shd w:val="clear" w:color="auto" w:fill="D1D1D1" w:themeFill="background2" w:themeFillShade="E6"/>
-          </w:tcPr>
-          <w:p>
-            <w:pPr>
-              <w:rPr>
-                <w:b/>
-                <w:bCs/>
-              </w:rPr>
-            </w:pPr>
-          </w:p>
-        </w:tc>
-        <w:tc>
-          <w:tcPr>
-            <w:tcW w:w="1154" w:type="dxa"/>
-            <w:vMerge/>
-            <w:shd w:val="clear" w:color="auto" w:fill="D1D1D1" w:themeFill="background2" w:themeFillShade="E6"/>
-          </w:tcPr>
-          <w:p>
-            <w:pPr>
-              <w:rPr>
-                <w:b/>
-                <w:bCs/>
-              </w:rPr>
-            </w:pPr>
-          </w:p>
-        </w:tc>
-        <w:tc>
-          <w:tcPr>
-            <w:tcW w:w="1545" w:type="dxa"/>
-            <w:shd w:val="clear" w:color="auto" w:fill="D1D1D1" w:themeFill="background2" w:themeFillShade="E6"/>
-            <w:vAlign w:val="center"/>
-          </w:tcPr>
-          <w:p>
-            <w:pPr>
-              <w:jc w:val="center"/>
-              <w:rPr>
-                <w:b/>
-                <w:bCs/>
-              </w:rPr>
-            </w:pPr>
-            <w:r>
-              <w:rPr>
-                <w:b/>
-                <w:bCs/>
-              </w:rPr>
-              <w:t>Combined</w:t>
-            </w:r>
-          </w:p>
-        </w:tc>
-        <w:tc>
-          <w:tcPr>
-            <w:tcW w:w="2060" w:type="dxa"/>
-            <w:shd w:val="clear" w:color="auto" w:fill="D1D1D1" w:themeFill="background2" w:themeFillShade="E6"/>
-            <w:vAlign w:val="center"/>
-          </w:tcPr>
-          <w:p>
-            <w:pPr>
-              <w:jc w:val="center"/>
-              <w:rPr>
-                <w:b/>
-                <w:bCs/>
-                <w:vertAlign w:val="superscript"/>
-              </w:rPr>
-            </w:pPr>
-            <w:r>
-              <w:rPr>
-                <w:b/>
-                <w:bCs/>
-              </w:rPr>
-              <w:t>MAPE</w:t>
-            </w:r>
-          </w:p>
-        </w:tc>
-      </w:tr>
-      <w:tr>
-        <w:tc>
-          <w:tcPr>
-            <w:tcW w:w="1496" w:type="dxa"/>
-          </w:tcPr>
-          <w:p>
-            <w:r>
-              <w:t>HMT-TSF</w:t>
-            </w:r>
-          </w:p>
-        </w:tc>
-        <w:tc>
-          <w:tcPr>
-            <w:tcW w:w="1283" w:type="dxa"/>
-          </w:tcPr>
-          <w:p>
-            <w:r>
-              <w:t>76.36</w:t>
-            </w:r>
-          </w:p>
-        </w:tc>
-        <w:tc>
-          <w:tcPr>
-            <w:tcW w:w="1183" w:type="dxa"/>
-          </w:tcPr>
-          <w:p>
-            <w:r>
-              <w:t>7.13</w:t>
-            </w:r>
-          </w:p>
-        </w:tc>
-        <w:tc>
-          <w:tcPr>
-            <w:tcW w:w="1207" w:type="dxa"/>
-          </w:tcPr>
-          <w:p>
-            <w:r>
-              <w:t>6.36</w:t>
-            </w:r>
-          </w:p>
-        </w:tc>
-        <w:tc>
-          <w:tcPr>
-            <w:tcW w:w="1240" w:type="dxa"/>
-          </w:tcPr>
-          <w:p>
-            <w:r>
-              <w:t>10.15</w:t>
-            </w:r>
-          </w:p>
-        </w:tc>
-        <w:tc>
-          <w:tcPr>
-            <w:tcW w:w="1390" w:type="dxa"/>
-          </w:tcPr>
-          <w:p>
-            <w:r>
-              <w:t>78,913</w:t>
-            </w:r>
-          </w:p>
-        </w:tc>
-        <w:tc>
-          <w:tcPr>
-            <w:tcW w:w="1390" w:type="dxa"/>
-          </w:tcPr>
-          <w:p>
-            <w:r>
-              <w:t>126,038</w:t>
-            </w:r>
-          </w:p>
-        </w:tc>
-        <w:tc>
-          <w:tcPr>
-            <w:tcW w:w="1154" w:type="dxa"/>
-          </w:tcPr>
-          <w:p>
-            <w:r>
-              <w:t>0.7123</w:t>
-            </w:r>
-          </w:p>
-        </w:tc>
-        <w:tc>
-          <w:tcPr>
-            <w:tcW w:w="1545" w:type="dxa"/>
-          </w:tcPr>
-          <w:p>
-            <w:r>
-              <w:t>+50.60</w:t>
-            </w:r>
-          </w:p>
-        </w:tc>
-        <w:tc>
-          <w:tcPr>
-            <w:tcW w:w="2060" w:type="dxa"/>
-          </w:tcPr>
-          <w:p>
-            <w:r>
-              <w:t>+17.50</w:t>
-            </w:r>
-          </w:p>
+          <w:p/>
         </w:tc>
       </w:tr>
     </w:tbl>
